--- a/zht/docx/41.content.docx
+++ b/zht/docx/41.content.docx
@@ -19,7 +19,7 @@
         <w:rPr>
           <w:lang w:val="zh_TW" w:bidi="zh_TW"/>
         </w:rPr>
-        <w:t>Resource: 研讀筆記 - 書籍簡介 (Tyndale)</w:t>
+        <w:t>Resource: Tyndale Open Study Notes</w:t>
       </w:r>
       <w:r>
         <w:rPr>
@@ -112,7 +112,7 @@
         <w:rPr>
           <w:lang w:val="zh_TW" w:bidi="zh_TW"/>
         </w:rPr>
-        <w:t>研讀筆記 - 書籍簡介 (Tyndale)</w:t>
+        <w:t>Tyndale Open Study Notes</w:t>
       </w:r>
     </w:p>
     <w:p>

--- a/zht/docx/41.content.docx
+++ b/zht/docx/41.content.docx
@@ -19,7 +19,7 @@
         <w:rPr>
           <w:lang w:val="zh_TW" w:bidi="zh_TW"/>
         </w:rPr>
-        <w:t>Resource: Tyndale Open Study Notes</w:t>
+        <w:t>Resource: Aquifer Open Study Notes (Book Intros)</w:t>
       </w:r>
       <w:r>
         <w:rPr>
@@ -112,7 +112,7 @@
         <w:rPr>
           <w:lang w:val="zh_TW" w:bidi="zh_TW"/>
         </w:rPr>
-        <w:t>Tyndale Open Study Notes</w:t>
+        <w:t>Aquifer Open Study Notes (Book Intros)</w:t>
       </w:r>
     </w:p>
     <w:p>

--- a/zht/docx/41.content.docx
+++ b/zht/docx/41.content.docx
@@ -233,18 +233,12 @@
         </w:rPr>
         <w:t>馬可在開場經文中為讀者提供了理解其福音書的主要關鍵：雖然我們可以在閱讀馬可福音時，學到許多關於門徒和其他人物的知識，但最重要的是要理解他有關耶穌的教導：耶穌是「彌賽亞（基督），神的兒子」（</w:t>
       </w:r>
-      <w:hyperlink r:id="rId13">
-        <w:r>
-          <w:rPr>
-            <w:lang w:val="zh_TW" w:bidi="zh_TW"/>
-          </w:rPr>
-          <w:rPr>
-            <w:color w:val="0000EE"/>
-            <w:u w:val="single"/>
-          </w:rPr>
-          <w:t>可1:1</w:t>
-        </w:r>
-      </w:hyperlink>
+      <w:r>
+        <w:rPr>
+          <w:lang w:val="zh_TW" w:bidi="zh_TW"/>
+        </w:rPr>
+        <w:t>可1:1</w:t>
+      </w:r>
       <w:r>
         <w:rPr>
           <w:lang w:val="zh_TW" w:bidi="zh_TW"/>
@@ -276,18 +270,12 @@
         </w:rPr>
         <w:t>一般認為馬可福音是四本正典福音書中最早成書的。在馬可福音寫成之前，並沒有福音書這樣的書面記錄。福音傳統是由目擊證人和神話語的僕人口述傳遞的 (</w:t>
       </w:r>
-      <w:hyperlink r:id="rId14">
-        <w:r>
-          <w:rPr>
-            <w:lang w:val="zh_TW" w:bidi="zh_TW"/>
-          </w:rPr>
-          <w:rPr>
-            <w:color w:val="0000EE"/>
-            <w:u w:val="single"/>
-          </w:rPr>
-          <w:t>路1:1–2</w:t>
-        </w:r>
-      </w:hyperlink>
+      <w:r>
+        <w:rPr>
+          <w:lang w:val="zh_TW" w:bidi="zh_TW"/>
+        </w:rPr>
+        <w:t>路1:1–2</w:t>
+      </w:r>
       <w:r>
         <w:rPr>
           <w:lang w:val="zh_TW" w:bidi="zh_TW"/>
@@ -319,36 +307,24 @@
         </w:rPr>
         <w:t>馬可福音的整體結構是按照地理位置編排的。前九章敘述了耶穌在加利利及其周圍地區的事工。在</w:t>
       </w:r>
-      <w:hyperlink r:id="rId15">
-        <w:r>
-          <w:rPr>
-            <w:lang w:val="zh_TW" w:bidi="zh_TW"/>
-          </w:rPr>
-          <w:rPr>
-            <w:color w:val="0000EE"/>
-            <w:u w:val="single"/>
-          </w:rPr>
-          <w:t>10:1–52</w:t>
-        </w:r>
-      </w:hyperlink>
+      <w:r>
+        <w:rPr>
+          <w:lang w:val="zh_TW" w:bidi="zh_TW"/>
+        </w:rPr>
+        <w:t>10:1–52</w:t>
+      </w:r>
       <w:r>
         <w:rPr>
           <w:lang w:val="zh_TW" w:bidi="zh_TW"/>
         </w:rPr>
         <w:t>，耶穌和門徒從加利利前往耶路撒冷，而該書卷的最後幾章（</w:t>
       </w:r>
-      <w:hyperlink r:id="rId16">
-        <w:r>
-          <w:rPr>
-            <w:lang w:val="zh_TW" w:bidi="zh_TW"/>
-          </w:rPr>
-          <w:rPr>
-            <w:color w:val="0000EE"/>
-            <w:u w:val="single"/>
-          </w:rPr>
-          <w:t>11:1–16:20</w:t>
-        </w:r>
-      </w:hyperlink>
+      <w:r>
+        <w:rPr>
+          <w:lang w:val="zh_TW" w:bidi="zh_TW"/>
+        </w:rPr>
+        <w:t>11:1–16:20</w:t>
+      </w:r>
       <w:r>
         <w:rPr>
           <w:lang w:val="zh_TW" w:bidi="zh_TW"/>
@@ -369,270 +345,180 @@
         </w:rPr>
         <w:t>在地理大綱中，馬可按照主題安排很多材料。因此，我們有神蹟故事的集合（</w:t>
       </w:r>
-      <w:hyperlink r:id="rId17">
-        <w:r>
-          <w:rPr>
-            <w:lang w:val="zh_TW" w:bidi="zh_TW"/>
-          </w:rPr>
-          <w:rPr>
-            <w:color w:val="0000EE"/>
-            <w:u w:val="single"/>
-          </w:rPr>
-          <w:t>1:21–45</w:t>
-        </w:r>
-      </w:hyperlink>
+      <w:r>
+        <w:rPr>
+          <w:lang w:val="zh_TW" w:bidi="zh_TW"/>
+        </w:rPr>
+        <w:t>1:21–45</w:t>
+      </w:r>
       <w:r>
         <w:rPr>
           <w:lang w:val="zh_TW" w:bidi="zh_TW"/>
         </w:rPr>
         <w:t>，</w:t>
       </w:r>
-      <w:hyperlink r:id="rId18">
-        <w:r>
-          <w:rPr>
-            <w:lang w:val="zh_TW" w:bidi="zh_TW"/>
-          </w:rPr>
-          <w:rPr>
-            <w:color w:val="0000EE"/>
-            <w:u w:val="single"/>
-          </w:rPr>
-          <w:t>4:35–5:43</w:t>
-        </w:r>
-      </w:hyperlink>
+      <w:r>
+        <w:rPr>
+          <w:lang w:val="zh_TW" w:bidi="zh_TW"/>
+        </w:rPr>
+        <w:t>4:35–5:43</w:t>
+      </w:r>
       <w:r>
         <w:rPr>
           <w:lang w:val="zh_TW" w:bidi="zh_TW"/>
         </w:rPr>
         <w:t>）、辯論的故事（</w:t>
       </w:r>
-      <w:hyperlink r:id="rId19">
-        <w:r>
-          <w:rPr>
-            <w:lang w:val="zh_TW" w:bidi="zh_TW"/>
-          </w:rPr>
-          <w:rPr>
-            <w:color w:val="0000EE"/>
-            <w:u w:val="single"/>
-          </w:rPr>
-          <w:t>2:1–3:6</w:t>
-        </w:r>
-      </w:hyperlink>
+      <w:r>
+        <w:rPr>
+          <w:lang w:val="zh_TW" w:bidi="zh_TW"/>
+        </w:rPr>
+        <w:t>2:1–3:6</w:t>
+      </w:r>
       <w:r>
         <w:rPr>
           <w:lang w:val="zh_TW" w:bidi="zh_TW"/>
         </w:rPr>
         <w:t>；</w:t>
       </w:r>
-      <w:hyperlink r:id="rId20">
-        <w:r>
-          <w:rPr>
-            <w:lang w:val="zh_TW" w:bidi="zh_TW"/>
-          </w:rPr>
-          <w:rPr>
-            <w:color w:val="0000EE"/>
-            <w:u w:val="single"/>
-          </w:rPr>
-          <w:t>12:13–37</w:t>
-        </w:r>
-      </w:hyperlink>
+      <w:r>
+        <w:rPr>
+          <w:lang w:val="zh_TW" w:bidi="zh_TW"/>
+        </w:rPr>
+        <w:t>12:13–37</w:t>
+      </w:r>
       <w:r>
         <w:rPr>
           <w:lang w:val="zh_TW" w:bidi="zh_TW"/>
         </w:rPr>
         <w:t>）、比喻（</w:t>
       </w:r>
-      <w:hyperlink r:id="rId21">
-        <w:r>
-          <w:rPr>
-            <w:lang w:val="zh_TW" w:bidi="zh_TW"/>
-          </w:rPr>
-          <w:rPr>
-            <w:color w:val="0000EE"/>
-            <w:u w:val="single"/>
-          </w:rPr>
-          <w:t>4:1–34</w:t>
-        </w:r>
-      </w:hyperlink>
+      <w:r>
+        <w:rPr>
+          <w:lang w:val="zh_TW" w:bidi="zh_TW"/>
+        </w:rPr>
+        <w:t>4:1–34</w:t>
+      </w:r>
       <w:r>
         <w:rPr>
           <w:lang w:val="zh_TW" w:bidi="zh_TW"/>
         </w:rPr>
         <w:t>）和關於末日的教導（</w:t>
       </w:r>
-      <w:hyperlink r:id="rId22">
-        <w:r>
-          <w:rPr>
-            <w:lang w:val="zh_TW" w:bidi="zh_TW"/>
-          </w:rPr>
-          <w:rPr>
-            <w:color w:val="0000EE"/>
-            <w:u w:val="single"/>
-          </w:rPr>
-          <w:t>13:5–37</w:t>
-        </w:r>
-      </w:hyperlink>
+      <w:r>
+        <w:rPr>
+          <w:lang w:val="zh_TW" w:bidi="zh_TW"/>
+        </w:rPr>
+        <w:t>13:5–37</w:t>
+      </w:r>
       <w:r>
         <w:rPr>
           <w:lang w:val="zh_TW" w:bidi="zh_TW"/>
         </w:rPr>
         <w:t>）。一些材料包括時間順序的指示：耶穌事工的開始是祂的受洗（</w:t>
       </w:r>
-      <w:hyperlink r:id="rId23">
-        <w:r>
-          <w:rPr>
-            <w:lang w:val="zh_TW" w:bidi="zh_TW"/>
-          </w:rPr>
-          <w:rPr>
-            <w:color w:val="0000EE"/>
-            <w:u w:val="single"/>
-          </w:rPr>
-          <w:t>1:2–11</w:t>
-        </w:r>
-      </w:hyperlink>
+      <w:r>
+        <w:rPr>
+          <w:lang w:val="zh_TW" w:bidi="zh_TW"/>
+        </w:rPr>
+        <w:t>1:2–11</w:t>
+      </w:r>
       <w:r>
         <w:rPr>
           <w:lang w:val="zh_TW" w:bidi="zh_TW"/>
         </w:rPr>
         <w:t>；見</w:t>
       </w:r>
-      <w:hyperlink r:id="rId24">
-        <w:r>
-          <w:rPr>
-            <w:lang w:val="zh_TW" w:bidi="zh_TW"/>
-          </w:rPr>
-          <w:rPr>
-            <w:color w:val="0000EE"/>
-            <w:u w:val="single"/>
-          </w:rPr>
-          <w:t>徒1:22</w:t>
-        </w:r>
-      </w:hyperlink>
+      <w:r>
+        <w:rPr>
+          <w:lang w:val="zh_TW" w:bidi="zh_TW"/>
+        </w:rPr>
+        <w:t>徒1:22</w:t>
+      </w:r>
       <w:r>
         <w:rPr>
           <w:lang w:val="zh_TW" w:bidi="zh_TW"/>
         </w:rPr>
         <w:t>，</w:t>
       </w:r>
-      <w:hyperlink r:id="rId25">
-        <w:r>
-          <w:rPr>
-            <w:lang w:val="zh_TW" w:bidi="zh_TW"/>
-          </w:rPr>
-          <w:rPr>
-            <w:color w:val="0000EE"/>
-            <w:u w:val="single"/>
-          </w:rPr>
-          <w:t>10:37</w:t>
-        </w:r>
-      </w:hyperlink>
+      <w:r>
+        <w:rPr>
+          <w:lang w:val="zh_TW" w:bidi="zh_TW"/>
+        </w:rPr>
+        <w:t>10:37</w:t>
+      </w:r>
       <w:r>
         <w:rPr>
           <w:lang w:val="zh_TW" w:bidi="zh_TW"/>
         </w:rPr>
         <w:t>）和受試探（</w:t>
       </w:r>
-      <w:hyperlink r:id="rId26">
-        <w:r>
-          <w:rPr>
-            <w:lang w:val="zh_TW" w:bidi="zh_TW"/>
-          </w:rPr>
-          <w:rPr>
-            <w:color w:val="0000EE"/>
-            <w:u w:val="single"/>
-          </w:rPr>
-          <w:t>可1:12–13</w:t>
-        </w:r>
-      </w:hyperlink>
+      <w:r>
+        <w:rPr>
+          <w:lang w:val="zh_TW" w:bidi="zh_TW"/>
+        </w:rPr>
+        <w:t>可1:12–13</w:t>
+      </w:r>
       <w:r>
         <w:rPr>
           <w:lang w:val="zh_TW" w:bidi="zh_TW"/>
         </w:rPr>
         <w:t>）；祂的受難、死亡和復活發生在最後（</w:t>
       </w:r>
-      <w:hyperlink r:id="rId27">
-        <w:r>
-          <w:rPr>
-            <w:lang w:val="zh_TW" w:bidi="zh_TW"/>
-          </w:rPr>
-          <w:rPr>
-            <w:color w:val="0000EE"/>
-            <w:u w:val="single"/>
-          </w:rPr>
-          <w:t>11:1–16:8</w:t>
-        </w:r>
-      </w:hyperlink>
+      <w:r>
+        <w:rPr>
+          <w:lang w:val="zh_TW" w:bidi="zh_TW"/>
+        </w:rPr>
+        <w:t>11:1–16:8</w:t>
+      </w:r>
       <w:r>
         <w:rPr>
           <w:lang w:val="zh_TW" w:bidi="zh_TW"/>
         </w:rPr>
         <w:t>）。一些個別的事件按時間順序聯繫在一起，例如彼得在凱撒利亞·腓立比的認信（</w:t>
       </w:r>
-      <w:hyperlink r:id="rId28">
-        <w:r>
-          <w:rPr>
-            <w:lang w:val="zh_TW" w:bidi="zh_TW"/>
-          </w:rPr>
-          <w:rPr>
-            <w:color w:val="0000EE"/>
-            <w:u w:val="single"/>
-          </w:rPr>
-          <w:t>8:27–33</w:t>
-        </w:r>
-      </w:hyperlink>
+      <w:r>
+        <w:rPr>
+          <w:lang w:val="zh_TW" w:bidi="zh_TW"/>
+        </w:rPr>
+        <w:t>8:27–33</w:t>
+      </w:r>
       <w:r>
         <w:rPr>
           <w:lang w:val="zh_TW" w:bidi="zh_TW"/>
         </w:rPr>
         <w:t>）和耶穌的變像（</w:t>
       </w:r>
-      <w:hyperlink r:id="rId29">
-        <w:r>
-          <w:rPr>
-            <w:lang w:val="zh_TW" w:bidi="zh_TW"/>
-          </w:rPr>
-          <w:rPr>
-            <w:color w:val="0000EE"/>
-            <w:u w:val="single"/>
-          </w:rPr>
-          <w:t>9:1–13</w:t>
-        </w:r>
-      </w:hyperlink>
+      <w:r>
+        <w:rPr>
+          <w:lang w:val="zh_TW" w:bidi="zh_TW"/>
+        </w:rPr>
+        <w:t>9:1–13</w:t>
+      </w:r>
       <w:r>
         <w:rPr>
           <w:lang w:val="zh_TW" w:bidi="zh_TW"/>
         </w:rPr>
         <w:t>；另見</w:t>
       </w:r>
-      <w:hyperlink r:id="rId30">
-        <w:r>
-          <w:rPr>
-            <w:lang w:val="zh_TW" w:bidi="zh_TW"/>
-          </w:rPr>
-          <w:rPr>
-            <w:color w:val="0000EE"/>
-            <w:u w:val="single"/>
-          </w:rPr>
-          <w:t>1:29</w:t>
-        </w:r>
-      </w:hyperlink>
+      <w:r>
+        <w:rPr>
+          <w:lang w:val="zh_TW" w:bidi="zh_TW"/>
+        </w:rPr>
+        <w:t>1:29</w:t>
+      </w:r>
       <w:r>
         <w:rPr>
           <w:lang w:val="zh_TW" w:bidi="zh_TW"/>
         </w:rPr>
         <w:t>、</w:t>
       </w:r>
-      <w:hyperlink r:id="rId31">
-        <w:r>
-          <w:rPr>
-            <w:lang w:val="zh_TW" w:bidi="zh_TW"/>
-          </w:rPr>
-          <w:rPr>
-            <w:color w:val="0000EE"/>
-            <w:u w:val="single"/>
-          </w:rPr>
-          <w:t>35</w:t>
-        </w:r>
-      </w:hyperlink>
+      <w:r>
+        <w:rPr>
+          <w:lang w:val="zh_TW" w:bidi="zh_TW"/>
+        </w:rPr>
+        <w:t>35</w:t>
+      </w:r>
       <w:r>
         <w:rPr>
           <w:lang w:val="zh_TW" w:bidi="zh_TW"/>
@@ -653,90 +539,60 @@
         </w:rPr>
         <w:t>耶穌事工的重大轉折點在</w:t>
       </w:r>
-      <w:hyperlink r:id="rId28">
-        <w:r>
-          <w:rPr>
-            <w:lang w:val="zh_TW" w:bidi="zh_TW"/>
-          </w:rPr>
-          <w:rPr>
-            <w:color w:val="0000EE"/>
-            <w:u w:val="single"/>
-          </w:rPr>
-          <w:t>8:27–33</w:t>
-        </w:r>
-      </w:hyperlink>
+      <w:r>
+        <w:rPr>
+          <w:lang w:val="zh_TW" w:bidi="zh_TW"/>
+        </w:rPr>
+        <w:t>8:27–33</w:t>
+      </w:r>
       <w:r>
         <w:rPr>
           <w:lang w:val="zh_TW" w:bidi="zh_TW"/>
         </w:rPr>
         <w:t>中被強調，這幾乎是本書的中心。在凱撒利亞·腓立比，門徒們第一次承認他們相信耶穌是彌賽亞（基督，</w:t>
       </w:r>
-      <w:hyperlink r:id="rId32">
-        <w:r>
-          <w:rPr>
-            <w:lang w:val="zh_TW" w:bidi="zh_TW"/>
-          </w:rPr>
-          <w:rPr>
-            <w:color w:val="0000EE"/>
-            <w:u w:val="single"/>
-          </w:rPr>
-          <w:t>8:29</w:t>
-        </w:r>
-      </w:hyperlink>
+      <w:r>
+        <w:rPr>
+          <w:lang w:val="zh_TW" w:bidi="zh_TW"/>
+        </w:rPr>
+        <w:t>8:29</w:t>
+      </w:r>
       <w:r>
         <w:rPr>
           <w:lang w:val="zh_TW" w:bidi="zh_TW"/>
         </w:rPr>
         <w:t>）。在這個認信之後，耶穌「開始告訴他們」即將到來的祂的受死和復活（</w:t>
       </w:r>
-      <w:hyperlink r:id="rId33">
-        <w:r>
-          <w:rPr>
-            <w:lang w:val="zh_TW" w:bidi="zh_TW"/>
-          </w:rPr>
-          <w:rPr>
-            <w:color w:val="0000EE"/>
-            <w:u w:val="single"/>
-          </w:rPr>
-          <w:t>8:31</w:t>
-        </w:r>
-      </w:hyperlink>
+      <w:r>
+        <w:rPr>
+          <w:lang w:val="zh_TW" w:bidi="zh_TW"/>
+        </w:rPr>
+        <w:t>8:31</w:t>
+      </w:r>
       <w:r>
         <w:rPr>
           <w:lang w:val="zh_TW" w:bidi="zh_TW"/>
         </w:rPr>
         <w:t>；參</w:t>
       </w:r>
-      <w:hyperlink r:id="rId34">
-        <w:r>
-          <w:rPr>
-            <w:lang w:val="zh_TW" w:bidi="zh_TW"/>
-          </w:rPr>
-          <w:rPr>
-            <w:color w:val="0000EE"/>
-            <w:u w:val="single"/>
-          </w:rPr>
-          <w:t>太16:21</w:t>
-        </w:r>
-      </w:hyperlink>
+      <w:r>
+        <w:rPr>
+          <w:lang w:val="zh_TW" w:bidi="zh_TW"/>
+        </w:rPr>
+        <w:t>太16:21</w:t>
+      </w:r>
       <w:r>
         <w:rPr>
           <w:lang w:val="zh_TW" w:bidi="zh_TW"/>
         </w:rPr>
         <w:t>）。耶穌的受死和復活是</w:t>
       </w:r>
-      <w:hyperlink r:id="rId35">
-        <w:r>
-          <w:rPr>
-            <w:lang w:val="zh_TW" w:bidi="zh_TW"/>
-          </w:rPr>
-          <w:rPr>
-            <w:color w:val="0000EE"/>
-            <w:u w:val="single"/>
-          </w:rPr>
-          <w:t>8:31–16:8</w:t>
-        </w:r>
-      </w:hyperlink>
+      <w:r>
+        <w:rPr>
+          <w:lang w:val="zh_TW" w:bidi="zh_TW"/>
+        </w:rPr>
+        <w:t>8:31–16:8</w:t>
+      </w:r>
       <w:r>
         <w:rPr>
           <w:lang w:val="zh_TW" w:bidi="zh_TW"/>
@@ -795,36 +651,24 @@
         </w:rPr>
         <w:t>早期教會一致認為這卷福音書是約翰·馬可所寫。帕皮亞和其他人不太可能將這福音書的作者歸於一個名聲受損的非使徒（見</w:t>
       </w:r>
-      <w:hyperlink r:id="rId36">
-        <w:r>
-          <w:rPr>
-            <w:lang w:val="zh_TW" w:bidi="zh_TW"/>
-          </w:rPr>
-          <w:rPr>
-            <w:color w:val="0000EE"/>
-            <w:u w:val="single"/>
-          </w:rPr>
-          <w:t>徒13:13</w:t>
-        </w:r>
-      </w:hyperlink>
+      <w:r>
+        <w:rPr>
+          <w:lang w:val="zh_TW" w:bidi="zh_TW"/>
+        </w:rPr>
+        <w:t>徒13:13</w:t>
+      </w:r>
       <w:r>
         <w:rPr>
           <w:lang w:val="zh_TW" w:bidi="zh_TW"/>
         </w:rPr>
         <w:t>、</w:t>
       </w:r>
-      <w:hyperlink r:id="rId37">
-        <w:r>
-          <w:rPr>
-            <w:lang w:val="zh_TW" w:bidi="zh_TW"/>
-          </w:rPr>
-          <w:rPr>
-            <w:color w:val="0000EE"/>
-            <w:u w:val="single"/>
-          </w:rPr>
-          <w:t>15:36–41</w:t>
-        </w:r>
-      </w:hyperlink>
+      <w:r>
+        <w:rPr>
+          <w:lang w:val="zh_TW" w:bidi="zh_TW"/>
+        </w:rPr>
+        <w:t>15:36–41</w:t>
+      </w:r>
       <w:r>
         <w:rPr>
           <w:lang w:val="zh_TW" w:bidi="zh_TW"/>
@@ -845,108 +689,72 @@
         </w:rPr>
         <w:t>這卷福音書的作者會兩種語言，因為其希臘文本中的亞蘭文片語表明了這一點（例如，</w:t>
       </w:r>
-      <w:hyperlink r:id="rId38">
-        <w:r>
-          <w:rPr>
-            <w:lang w:val="zh_TW" w:bidi="zh_TW"/>
-          </w:rPr>
-          <w:rPr>
-            <w:color w:val="0000EE"/>
-            <w:u w:val="single"/>
-          </w:rPr>
-          <w:t>可5:41</w:t>
-        </w:r>
-      </w:hyperlink>
+      <w:r>
+        <w:rPr>
+          <w:lang w:val="zh_TW" w:bidi="zh_TW"/>
+        </w:rPr>
+        <w:t>可5:41</w:t>
+      </w:r>
       <w:r>
         <w:rPr>
           <w:lang w:val="zh_TW" w:bidi="zh_TW"/>
         </w:rPr>
         <w:t>，</w:t>
       </w:r>
-      <w:hyperlink r:id="rId39">
-        <w:r>
-          <w:rPr>
-            <w:lang w:val="zh_TW" w:bidi="zh_TW"/>
-          </w:rPr>
-          <w:rPr>
-            <w:color w:val="0000EE"/>
-            <w:u w:val="single"/>
-          </w:rPr>
-          <w:t>7:34</w:t>
-        </w:r>
-      </w:hyperlink>
+      <w:r>
+        <w:rPr>
+          <w:lang w:val="zh_TW" w:bidi="zh_TW"/>
+        </w:rPr>
+        <w:t>7:34</w:t>
+      </w:r>
       <w:r>
         <w:rPr>
           <w:lang w:val="zh_TW" w:bidi="zh_TW"/>
         </w:rPr>
         <w:t>，</w:t>
       </w:r>
-      <w:hyperlink r:id="rId40">
-        <w:r>
-          <w:rPr>
-            <w:lang w:val="zh_TW" w:bidi="zh_TW"/>
-          </w:rPr>
-          <w:rPr>
-            <w:color w:val="0000EE"/>
-            <w:u w:val="single"/>
-          </w:rPr>
-          <w:t>15:34</w:t>
-        </w:r>
-      </w:hyperlink>
+      <w:r>
+        <w:rPr>
+          <w:lang w:val="zh_TW" w:bidi="zh_TW"/>
+        </w:rPr>
+        <w:t>15:34</w:t>
+      </w:r>
       <w:r>
         <w:rPr>
           <w:lang w:val="zh_TW" w:bidi="zh_TW"/>
         </w:rPr>
         <w:t>）。他也是猶太人，因為他了解並向他的外邦讀者解釋了各種猶太習俗（例如，</w:t>
       </w:r>
-      <w:hyperlink r:id="rId41">
-        <w:r>
-          <w:rPr>
-            <w:lang w:val="zh_TW" w:bidi="zh_TW"/>
-          </w:rPr>
-          <w:rPr>
-            <w:color w:val="0000EE"/>
-            <w:u w:val="single"/>
-          </w:rPr>
-          <w:t>7:3–4</w:t>
-        </w:r>
-      </w:hyperlink>
+      <w:r>
+        <w:rPr>
+          <w:lang w:val="zh_TW" w:bidi="zh_TW"/>
+        </w:rPr>
+        <w:t>7:3–4</w:t>
+      </w:r>
       <w:r>
         <w:rPr>
           <w:lang w:val="zh_TW" w:bidi="zh_TW"/>
         </w:rPr>
         <w:t>，</w:t>
       </w:r>
-      <w:hyperlink r:id="rId42">
-        <w:r>
-          <w:rPr>
-            <w:lang w:val="zh_TW" w:bidi="zh_TW"/>
-          </w:rPr>
-          <w:rPr>
-            <w:color w:val="0000EE"/>
-            <w:u w:val="single"/>
-          </w:rPr>
-          <w:t>14:12</w:t>
-        </w:r>
-      </w:hyperlink>
+      <w:r>
+        <w:rPr>
+          <w:lang w:val="zh_TW" w:bidi="zh_TW"/>
+        </w:rPr>
+        <w:t>14:12</w:t>
+      </w:r>
       <w:r>
         <w:rPr>
           <w:lang w:val="zh_TW" w:bidi="zh_TW"/>
         </w:rPr>
         <w:t>）。約翰·馬可是確實在耶路撒冷長大的猶太人（</w:t>
       </w:r>
-      <w:hyperlink r:id="rId43">
-        <w:r>
-          <w:rPr>
-            <w:lang w:val="zh_TW" w:bidi="zh_TW"/>
-          </w:rPr>
-          <w:rPr>
-            <w:color w:val="0000EE"/>
-            <w:u w:val="single"/>
-          </w:rPr>
-          <w:t>徒12:12</w:t>
-        </w:r>
-      </w:hyperlink>
+      <w:r>
+        <w:rPr>
+          <w:lang w:val="zh_TW" w:bidi="zh_TW"/>
+        </w:rPr>
+        <w:t>徒12:12</w:t>
+      </w:r>
       <w:r>
         <w:rPr>
           <w:lang w:val="zh_TW" w:bidi="zh_TW"/>
@@ -967,90 +775,60 @@
         </w:rPr>
         <w:t>有人反對說這卷福音書沒有清楚表明馬可和彼得之間的關係，並且這本福音書作為文學作品，看起來比直接記錄彼得目擊證詞的作品更為精緻。但是，如果這卷福音書是在彼得去世前後寫成的（見下文「日期」），那麽彼得講述這些故事已經超過三十年了。通過不斷的重述，他的福音記錄會變得非常精練。在這卷福音書中也有提到彼得，這可能是因為馬可與彼得的私人關係（例如，</w:t>
       </w:r>
-      <w:hyperlink r:id="rId44">
-        <w:r>
-          <w:rPr>
-            <w:lang w:val="zh_TW" w:bidi="zh_TW"/>
-          </w:rPr>
-          <w:rPr>
-            <w:color w:val="0000EE"/>
-            <w:u w:val="single"/>
-          </w:rPr>
-          <w:t>可1:16–20</w:t>
-        </w:r>
-      </w:hyperlink>
+      <w:r>
+        <w:rPr>
+          <w:lang w:val="zh_TW" w:bidi="zh_TW"/>
+        </w:rPr>
+        <w:t>可1:16–20</w:t>
+      </w:r>
       <w:r>
         <w:rPr>
           <w:lang w:val="zh_TW" w:bidi="zh_TW"/>
         </w:rPr>
         <w:t>，</w:t>
       </w:r>
-      <w:hyperlink r:id="rId45">
-        <w:r>
-          <w:rPr>
-            <w:lang w:val="zh_TW" w:bidi="zh_TW"/>
-          </w:rPr>
-          <w:rPr>
-            <w:color w:val="0000EE"/>
-            <w:u w:val="single"/>
-          </w:rPr>
-          <w:t>8:32–33</w:t>
-        </w:r>
-      </w:hyperlink>
+      <w:r>
+        <w:rPr>
+          <w:lang w:val="zh_TW" w:bidi="zh_TW"/>
+        </w:rPr>
+        <w:t>8:32–33</w:t>
+      </w:r>
       <w:r>
         <w:rPr>
           <w:lang w:val="zh_TW" w:bidi="zh_TW"/>
         </w:rPr>
         <w:t>，</w:t>
       </w:r>
-      <w:hyperlink r:id="rId46">
-        <w:r>
-          <w:rPr>
-            <w:lang w:val="zh_TW" w:bidi="zh_TW"/>
-          </w:rPr>
-          <w:rPr>
-            <w:color w:val="0000EE"/>
-            <w:u w:val="single"/>
-          </w:rPr>
-          <w:t>9:5–6</w:t>
-        </w:r>
-      </w:hyperlink>
+      <w:r>
+        <w:rPr>
+          <w:lang w:val="zh_TW" w:bidi="zh_TW"/>
+        </w:rPr>
+        <w:t>9:5–6</w:t>
+      </w:r>
       <w:r>
         <w:rPr>
           <w:lang w:val="zh_TW" w:bidi="zh_TW"/>
         </w:rPr>
         <w:t>，</w:t>
       </w:r>
-      <w:hyperlink r:id="rId47">
-        <w:r>
-          <w:rPr>
-            <w:lang w:val="zh_TW" w:bidi="zh_TW"/>
-          </w:rPr>
-          <w:rPr>
-            <w:color w:val="0000EE"/>
-            <w:u w:val="single"/>
-          </w:rPr>
-          <w:t>14:28–31</w:t>
-        </w:r>
-      </w:hyperlink>
+      <w:r>
+        <w:rPr>
+          <w:lang w:val="zh_TW" w:bidi="zh_TW"/>
+        </w:rPr>
+        <w:t>14:28–31</w:t>
+      </w:r>
       <w:r>
         <w:rPr>
           <w:lang w:val="zh_TW" w:bidi="zh_TW"/>
         </w:rPr>
         <w:t>、</w:t>
       </w:r>
-      <w:hyperlink r:id="rId48">
-        <w:r>
-          <w:rPr>
-            <w:lang w:val="zh_TW" w:bidi="zh_TW"/>
-          </w:rPr>
-          <w:rPr>
-            <w:color w:val="0000EE"/>
-            <w:u w:val="single"/>
-          </w:rPr>
-          <w:t>66–72</w:t>
-        </w:r>
-      </w:hyperlink>
+      <w:r>
+        <w:rPr>
+          <w:lang w:val="zh_TW" w:bidi="zh_TW"/>
+        </w:rPr>
+        <w:t>66–72</w:t>
+      </w:r>
       <w:r>
         <w:rPr>
           <w:lang w:val="zh_TW" w:bidi="zh_TW"/>
@@ -1082,90 +860,60 @@
         </w:rPr>
         <w:t>約翰·馬可或許在彼得去世前後記錄了彼得關於耶穌的教導。公元64年左右，彼得在尼祿（Nero）對基督徒的迫害中死於羅馬。馬可也許在公元60年代後期寫了這卷福音書，有幾個考慮支持這一假設。（1）強調受逼迫時的忠心（</w:t>
       </w:r>
-      <w:hyperlink r:id="rId49">
-        <w:r>
-          <w:rPr>
-            <w:lang w:val="zh_TW" w:bidi="zh_TW"/>
-          </w:rPr>
-          <w:rPr>
-            <w:color w:val="0000EE"/>
-            <w:u w:val="single"/>
-          </w:rPr>
-          <w:t>4:17</w:t>
-        </w:r>
-      </w:hyperlink>
+      <w:r>
+        <w:rPr>
+          <w:lang w:val="zh_TW" w:bidi="zh_TW"/>
+        </w:rPr>
+        <w:t>4:17</w:t>
+      </w:r>
       <w:r>
         <w:rPr>
           <w:lang w:val="zh_TW" w:bidi="zh_TW"/>
         </w:rPr>
         <w:t>，</w:t>
       </w:r>
-      <w:hyperlink r:id="rId50">
-        <w:r>
-          <w:rPr>
-            <w:lang w:val="zh_TW" w:bidi="zh_TW"/>
-          </w:rPr>
-          <w:rPr>
-            <w:color w:val="0000EE"/>
-            <w:u w:val="single"/>
-          </w:rPr>
-          <w:t>8:34–38</w:t>
-        </w:r>
-      </w:hyperlink>
+      <w:r>
+        <w:rPr>
+          <w:lang w:val="zh_TW" w:bidi="zh_TW"/>
+        </w:rPr>
+        <w:t>8:34–38</w:t>
+      </w:r>
       <w:r>
         <w:rPr>
           <w:lang w:val="zh_TW" w:bidi="zh_TW"/>
         </w:rPr>
         <w:t>，</w:t>
       </w:r>
-      <w:hyperlink r:id="rId51">
-        <w:r>
-          <w:rPr>
-            <w:lang w:val="zh_TW" w:bidi="zh_TW"/>
-          </w:rPr>
-          <w:rPr>
-            <w:color w:val="0000EE"/>
-            <w:u w:val="single"/>
-          </w:rPr>
-          <w:t>10:30</w:t>
-        </w:r>
-      </w:hyperlink>
+      <w:r>
+        <w:rPr>
+          <w:lang w:val="zh_TW" w:bidi="zh_TW"/>
+        </w:rPr>
+        <w:t>10:30</w:t>
+      </w:r>
       <w:r>
         <w:rPr>
           <w:lang w:val="zh_TW" w:bidi="zh_TW"/>
         </w:rPr>
         <w:t>，</w:t>
       </w:r>
-      <w:hyperlink r:id="rId52">
-        <w:r>
-          <w:rPr>
-            <w:lang w:val="zh_TW" w:bidi="zh_TW"/>
-          </w:rPr>
-          <w:rPr>
-            <w:color w:val="0000EE"/>
-            <w:u w:val="single"/>
-          </w:rPr>
-          <w:t>13:9–13</w:t>
-        </w:r>
-      </w:hyperlink>
+      <w:r>
+        <w:rPr>
+          <w:lang w:val="zh_TW" w:bidi="zh_TW"/>
+        </w:rPr>
+        <w:t>13:9–13</w:t>
+      </w:r>
       <w:r>
         <w:rPr>
           <w:lang w:val="zh_TW" w:bidi="zh_TW"/>
         </w:rPr>
         <w:t>），表明這是在公元60年代中期尼祿逼迫的期間或之後不久的時間。（2）記錄在第</w:t>
       </w:r>
-      <w:hyperlink r:id="rId53">
-        <w:r>
-          <w:rPr>
-            <w:lang w:val="zh_TW" w:bidi="zh_TW"/>
-          </w:rPr>
-          <w:rPr>
-            <w:color w:val="0000EE"/>
-            <w:u w:val="single"/>
-          </w:rPr>
-          <w:t>13</w:t>
-        </w:r>
-      </w:hyperlink>
+      <w:r>
+        <w:rPr>
+          <w:lang w:val="zh_TW" w:bidi="zh_TW"/>
+        </w:rPr>
+        <w:t>13</w:t>
+      </w:r>
       <w:r>
         <w:rPr>
           <w:lang w:val="zh_TW" w:bidi="zh_TW"/>
@@ -1197,54 +945,36 @@
         </w:rPr>
         <w:t>根據傳統，馬可福音是為羅馬的教會寫的。很明顯，最初的讀者是說希臘語的外邦人，因為作者解釋了猶太人的習俗（例如，</w:t>
       </w:r>
-      <w:hyperlink r:id="rId41">
-        <w:r>
-          <w:rPr>
-            <w:lang w:val="zh_TW" w:bidi="zh_TW"/>
-          </w:rPr>
-          <w:rPr>
-            <w:color w:val="0000EE"/>
-            <w:u w:val="single"/>
-          </w:rPr>
-          <w:t>7:3–4</w:t>
-        </w:r>
-      </w:hyperlink>
+      <w:r>
+        <w:rPr>
+          <w:lang w:val="zh_TW" w:bidi="zh_TW"/>
+        </w:rPr>
+        <w:t>7:3–4</w:t>
+      </w:r>
       <w:r>
         <w:rPr>
           <w:lang w:val="zh_TW" w:bidi="zh_TW"/>
         </w:rPr>
         <w:t>，</w:t>
       </w:r>
-      <w:hyperlink r:id="rId42">
-        <w:r>
-          <w:rPr>
-            <w:lang w:val="zh_TW" w:bidi="zh_TW"/>
-          </w:rPr>
-          <w:rPr>
-            <w:color w:val="0000EE"/>
-            <w:u w:val="single"/>
-          </w:rPr>
-          <w:t>14:12</w:t>
-        </w:r>
-      </w:hyperlink>
+      <w:r>
+        <w:rPr>
+          <w:lang w:val="zh_TW" w:bidi="zh_TW"/>
+        </w:rPr>
+        <w:t>14:12</w:t>
+      </w:r>
       <w:r>
         <w:rPr>
           <w:lang w:val="zh_TW" w:bidi="zh_TW"/>
         </w:rPr>
         <w:t>），並將他的讀者與「猶太人」區分開來（</w:t>
       </w:r>
-      <w:hyperlink r:id="rId54">
-        <w:r>
-          <w:rPr>
-            <w:lang w:val="zh_TW" w:bidi="zh_TW"/>
-          </w:rPr>
-          <w:rPr>
-            <w:color w:val="0000EE"/>
-            <w:u w:val="single"/>
-          </w:rPr>
-          <w:t>7:3</w:t>
-        </w:r>
-      </w:hyperlink>
+      <w:r>
+        <w:rPr>
+          <w:lang w:val="zh_TW" w:bidi="zh_TW"/>
+        </w:rPr>
+        <w:t>7:3</w:t>
+      </w:r>
       <w:r>
         <w:rPr>
           <w:lang w:val="zh_TW" w:bidi="zh_TW"/>
@@ -1265,72 +995,48 @@
         </w:rPr>
         <w:t>原來的讀者是基督徒。他們熟悉福音傳統，因為作者沒有解釋各種舊約的引用（</w:t>
       </w:r>
-      <w:hyperlink r:id="rId55">
-        <w:r>
-          <w:rPr>
-            <w:lang w:val="zh_TW" w:bidi="zh_TW"/>
-          </w:rPr>
-          <w:rPr>
-            <w:color w:val="0000EE"/>
-            <w:u w:val="single"/>
-          </w:rPr>
-          <w:t>2:25–26</w:t>
-        </w:r>
-      </w:hyperlink>
+      <w:r>
+        <w:rPr>
+          <w:lang w:val="zh_TW" w:bidi="zh_TW"/>
+        </w:rPr>
+        <w:t>2:25–26</w:t>
+      </w:r>
       <w:r>
         <w:rPr>
           <w:lang w:val="zh_TW" w:bidi="zh_TW"/>
         </w:rPr>
         <w:t>）或者其它一些事情，比如施洗約翰是誰（</w:t>
       </w:r>
-      <w:hyperlink r:id="rId56">
-        <w:r>
-          <w:rPr>
-            <w:lang w:val="zh_TW" w:bidi="zh_TW"/>
-          </w:rPr>
-          <w:rPr>
-            <w:color w:val="0000EE"/>
-            <w:u w:val="single"/>
-          </w:rPr>
-          <w:t>1:2–8</w:t>
-        </w:r>
-      </w:hyperlink>
+      <w:r>
+        <w:rPr>
+          <w:lang w:val="zh_TW" w:bidi="zh_TW"/>
+        </w:rPr>
+        <w:t>1:2–8</w:t>
+      </w:r>
       <w:r>
         <w:rPr>
           <w:lang w:val="zh_TW" w:bidi="zh_TW"/>
         </w:rPr>
         <w:t>）、先知以賽亞是誰（</w:t>
       </w:r>
-      <w:hyperlink r:id="rId57">
-        <w:r>
-          <w:rPr>
-            <w:lang w:val="zh_TW" w:bidi="zh_TW"/>
-          </w:rPr>
-          <w:rPr>
-            <w:color w:val="0000EE"/>
-            <w:u w:val="single"/>
-          </w:rPr>
-          <w:t>1:2</w:t>
-        </w:r>
-      </w:hyperlink>
+      <w:r>
+        <w:rPr>
+          <w:lang w:val="zh_TW" w:bidi="zh_TW"/>
+        </w:rPr>
+        <w:t>1:2</w:t>
+      </w:r>
       <w:r>
         <w:rPr>
           <w:lang w:val="zh_TW" w:bidi="zh_TW"/>
         </w:rPr>
         <w:t>）、或法利賽人和宗教律法教師是誰（</w:t>
       </w:r>
-      <w:hyperlink r:id="rId58">
-        <w:r>
-          <w:rPr>
-            <w:lang w:val="zh_TW" w:bidi="zh_TW"/>
-          </w:rPr>
-          <w:rPr>
-            <w:color w:val="0000EE"/>
-            <w:u w:val="single"/>
-          </w:rPr>
-          <w:t>7:1</w:t>
-        </w:r>
-      </w:hyperlink>
+      <w:r>
+        <w:rPr>
+          <w:lang w:val="zh_TW" w:bidi="zh_TW"/>
+        </w:rPr>
+        <w:t>7:1</w:t>
+      </w:r>
       <w:r>
         <w:rPr>
           <w:lang w:val="zh_TW" w:bidi="zh_TW"/>
@@ -1351,36 +1057,24 @@
         </w:rPr>
         <w:t>很明顯，讀者是羅馬人，這從馬可福音中的「拉丁化（Latinisms）」可以看出來。在</w:t>
       </w:r>
-      <w:hyperlink r:id="rId59">
-        <w:r>
-          <w:rPr>
-            <w:lang w:val="zh_TW" w:bidi="zh_TW"/>
-          </w:rPr>
-          <w:rPr>
-            <w:color w:val="0000EE"/>
-            <w:u w:val="single"/>
-          </w:rPr>
-          <w:t>6:27</w:t>
-        </w:r>
-      </w:hyperlink>
+      <w:r>
+        <w:rPr>
+          <w:lang w:val="zh_TW" w:bidi="zh_TW"/>
+        </w:rPr>
+        <w:t>6:27</w:t>
+      </w:r>
       <w:r>
         <w:rPr>
           <w:lang w:val="zh_TW" w:bidi="zh_TW"/>
         </w:rPr>
         <w:t>，他使用了一個拉丁詞，意思是「士兵」；在</w:t>
       </w:r>
-      <w:hyperlink r:id="rId60">
-        <w:r>
-          <w:rPr>
-            <w:lang w:val="zh_TW" w:bidi="zh_TW"/>
-          </w:rPr>
-          <w:rPr>
-            <w:color w:val="0000EE"/>
-            <w:u w:val="single"/>
-          </w:rPr>
-          <w:t>12:42</w:t>
-        </w:r>
-      </w:hyperlink>
+      <w:r>
+        <w:rPr>
+          <w:lang w:val="zh_TW" w:bidi="zh_TW"/>
+        </w:rPr>
+        <w:t>12:42</w:t>
+      </w:r>
       <w:r>
         <w:rPr>
           <w:lang w:val="zh_TW" w:bidi="zh_TW"/>
@@ -1400,36 +1094,24 @@
         </w:rPr>
         <w:t>）來解釋「兩個勒普塔（two lepta）」（希臘硬幣）的意思；在</w:t>
       </w:r>
-      <w:hyperlink r:id="rId61">
-        <w:r>
-          <w:rPr>
-            <w:lang w:val="zh_TW" w:bidi="zh_TW"/>
-          </w:rPr>
-          <w:rPr>
-            <w:color w:val="0000EE"/>
-            <w:u w:val="single"/>
-          </w:rPr>
-          <w:t>15:39</w:t>
-        </w:r>
-      </w:hyperlink>
+      <w:r>
+        <w:rPr>
+          <w:lang w:val="zh_TW" w:bidi="zh_TW"/>
+        </w:rPr>
+        <w:t>15:39</w:t>
+      </w:r>
       <w:r>
         <w:rPr>
           <w:lang w:val="zh_TW" w:bidi="zh_TW"/>
         </w:rPr>
         <w:t>、</w:t>
       </w:r>
-      <w:hyperlink r:id="rId62">
-        <w:r>
-          <w:rPr>
-            <w:lang w:val="zh_TW" w:bidi="zh_TW"/>
-          </w:rPr>
-          <w:rPr>
-            <w:color w:val="0000EE"/>
-            <w:u w:val="single"/>
-          </w:rPr>
-          <w:t>44–45</w:t>
-        </w:r>
-      </w:hyperlink>
+      <w:r>
+        <w:rPr>
+          <w:lang w:val="zh_TW" w:bidi="zh_TW"/>
+        </w:rPr>
+        <w:t>44–45</w:t>
+      </w:r>
       <w:r>
         <w:rPr>
           <w:lang w:val="zh_TW" w:bidi="zh_TW"/>
@@ -1461,342 +1143,228 @@
         </w:rPr>
         <w:t>馬可自己的編輯工作可以從這幾項敘述中，觀察得最清楚——他的介紹性敘述（例如，</w:t>
       </w:r>
-      <w:hyperlink r:id="rId63">
-        <w:r>
-          <w:rPr>
-            <w:lang w:val="zh_TW" w:bidi="zh_TW"/>
-          </w:rPr>
-          <w:rPr>
-            <w:color w:val="0000EE"/>
-            <w:u w:val="single"/>
-          </w:rPr>
-          <w:t>1:21–22</w:t>
-        </w:r>
-      </w:hyperlink>
+      <w:r>
+        <w:rPr>
+          <w:lang w:val="zh_TW" w:bidi="zh_TW"/>
+        </w:rPr>
+        <w:t>1:21–22</w:t>
+      </w:r>
       <w:r>
         <w:rPr>
           <w:lang w:val="zh_TW" w:bidi="zh_TW"/>
         </w:rPr>
         <w:t>，</w:t>
       </w:r>
-      <w:hyperlink r:id="rId64">
-        <w:r>
-          <w:rPr>
-            <w:lang w:val="zh_TW" w:bidi="zh_TW"/>
-          </w:rPr>
-          <w:rPr>
-            <w:color w:val="0000EE"/>
-            <w:u w:val="single"/>
-          </w:rPr>
-          <w:t>2:1</w:t>
-        </w:r>
-      </w:hyperlink>
+      <w:r>
+        <w:rPr>
+          <w:lang w:val="zh_TW" w:bidi="zh_TW"/>
+        </w:rPr>
+        <w:t>2:1</w:t>
+      </w:r>
       <w:r>
         <w:rPr>
           <w:lang w:val="zh_TW" w:bidi="zh_TW"/>
         </w:rPr>
         <w:t>，</w:t>
       </w:r>
-      <w:hyperlink r:id="rId65">
-        <w:r>
-          <w:rPr>
-            <w:lang w:val="zh_TW" w:bidi="zh_TW"/>
-          </w:rPr>
-          <w:rPr>
-            <w:color w:val="0000EE"/>
-            <w:u w:val="single"/>
-          </w:rPr>
-          <w:t>4:1</w:t>
-        </w:r>
-      </w:hyperlink>
+      <w:r>
+        <w:rPr>
+          <w:lang w:val="zh_TW" w:bidi="zh_TW"/>
+        </w:rPr>
+        <w:t>4:1</w:t>
+      </w:r>
       <w:r>
         <w:rPr>
           <w:lang w:val="zh_TW" w:bidi="zh_TW"/>
         </w:rPr>
         <w:t>，</w:t>
       </w:r>
-      <w:hyperlink r:id="rId58">
-        <w:r>
-          <w:rPr>
-            <w:lang w:val="zh_TW" w:bidi="zh_TW"/>
-          </w:rPr>
-          <w:rPr>
-            <w:color w:val="0000EE"/>
-            <w:u w:val="single"/>
-          </w:rPr>
-          <w:t>7:1</w:t>
-        </w:r>
-      </w:hyperlink>
+      <w:r>
+        <w:rPr>
+          <w:lang w:val="zh_TW" w:bidi="zh_TW"/>
+        </w:rPr>
+        <w:t>7:1</w:t>
+      </w:r>
       <w:r>
         <w:rPr>
           <w:lang w:val="zh_TW" w:bidi="zh_TW"/>
         </w:rPr>
         <w:t>）、他的解釋性評論（例如，</w:t>
       </w:r>
-      <w:hyperlink r:id="rId66">
-        <w:r>
-          <w:rPr>
-            <w:lang w:val="zh_TW" w:bidi="zh_TW"/>
-          </w:rPr>
-          <w:rPr>
-            <w:color w:val="0000EE"/>
-            <w:u w:val="single"/>
-          </w:rPr>
-          <w:t>1:16</w:t>
-        </w:r>
-      </w:hyperlink>
+      <w:r>
+        <w:rPr>
+          <w:lang w:val="zh_TW" w:bidi="zh_TW"/>
+        </w:rPr>
+        <w:t>1:16</w:t>
+      </w:r>
       <w:r>
         <w:rPr>
           <w:lang w:val="zh_TW" w:bidi="zh_TW"/>
         </w:rPr>
         <w:t>，</w:t>
       </w:r>
-      <w:hyperlink r:id="rId67">
-        <w:r>
-          <w:rPr>
-            <w:lang w:val="zh_TW" w:bidi="zh_TW"/>
-          </w:rPr>
-          <w:rPr>
-            <w:color w:val="0000EE"/>
-            <w:u w:val="single"/>
-          </w:rPr>
-          <w:t>2:15</w:t>
-        </w:r>
-      </w:hyperlink>
+      <w:r>
+        <w:rPr>
+          <w:lang w:val="zh_TW" w:bidi="zh_TW"/>
+        </w:rPr>
+        <w:t>2:15</w:t>
+      </w:r>
       <w:r>
         <w:rPr>
           <w:lang w:val="zh_TW" w:bidi="zh_TW"/>
         </w:rPr>
         <w:t>，</w:t>
       </w:r>
-      <w:hyperlink r:id="rId68">
-        <w:r>
-          <w:rPr>
-            <w:lang w:val="zh_TW" w:bidi="zh_TW"/>
-          </w:rPr>
-          <w:rPr>
-            <w:color w:val="0000EE"/>
-            <w:u w:val="single"/>
-          </w:rPr>
-          <w:t>5:8</w:t>
-        </w:r>
-      </w:hyperlink>
+      <w:r>
+        <w:rPr>
+          <w:lang w:val="zh_TW" w:bidi="zh_TW"/>
+        </w:rPr>
+        <w:t>5:8</w:t>
+      </w:r>
       <w:r>
         <w:rPr>
           <w:lang w:val="zh_TW" w:bidi="zh_TW"/>
         </w:rPr>
         <w:t>、</w:t>
       </w:r>
-      <w:hyperlink r:id="rId69">
-        <w:r>
-          <w:rPr>
-            <w:lang w:val="zh_TW" w:bidi="zh_TW"/>
-          </w:rPr>
-          <w:rPr>
-            <w:color w:val="0000EE"/>
-            <w:u w:val="single"/>
-          </w:rPr>
-          <w:t>28</w:t>
-        </w:r>
-      </w:hyperlink>
+      <w:r>
+        <w:rPr>
+          <w:lang w:val="zh_TW" w:bidi="zh_TW"/>
+        </w:rPr>
+        <w:t>28</w:t>
+      </w:r>
       <w:r>
         <w:rPr>
           <w:lang w:val="zh_TW" w:bidi="zh_TW"/>
         </w:rPr>
         <w:t>、</w:t>
       </w:r>
-      <w:hyperlink r:id="rId70">
-        <w:r>
-          <w:rPr>
-            <w:lang w:val="zh_TW" w:bidi="zh_TW"/>
-          </w:rPr>
-          <w:rPr>
-            <w:color w:val="0000EE"/>
-            <w:u w:val="single"/>
-          </w:rPr>
-          <w:t>42</w:t>
-        </w:r>
-      </w:hyperlink>
+      <w:r>
+        <w:rPr>
+          <w:lang w:val="zh_TW" w:bidi="zh_TW"/>
+        </w:rPr>
+        <w:t>42</w:t>
+      </w:r>
       <w:r>
         <w:rPr>
           <w:lang w:val="zh_TW" w:bidi="zh_TW"/>
         </w:rPr>
         <w:t>，</w:t>
       </w:r>
-      <w:hyperlink r:id="rId71">
-        <w:r>
-          <w:rPr>
-            <w:lang w:val="zh_TW" w:bidi="zh_TW"/>
-          </w:rPr>
-          <w:rPr>
-            <w:color w:val="0000EE"/>
-            <w:u w:val="single"/>
-          </w:rPr>
-          <w:t>6:14</w:t>
-        </w:r>
-      </w:hyperlink>
+      <w:r>
+        <w:rPr>
+          <w:lang w:val="zh_TW" w:bidi="zh_TW"/>
+        </w:rPr>
+        <w:t>6:14</w:t>
+      </w:r>
       <w:r>
         <w:rPr>
           <w:lang w:val="zh_TW" w:bidi="zh_TW"/>
         </w:rPr>
         <w:t>、</w:t>
       </w:r>
-      <w:hyperlink r:id="rId72">
-        <w:r>
-          <w:rPr>
-            <w:lang w:val="zh_TW" w:bidi="zh_TW"/>
-          </w:rPr>
-          <w:rPr>
-            <w:color w:val="0000EE"/>
-            <w:u w:val="single"/>
-          </w:rPr>
-          <w:t>17</w:t>
-        </w:r>
-      </w:hyperlink>
+      <w:r>
+        <w:rPr>
+          <w:lang w:val="zh_TW" w:bidi="zh_TW"/>
+        </w:rPr>
+        <w:t>17</w:t>
+      </w:r>
       <w:r>
         <w:rPr>
           <w:lang w:val="zh_TW" w:bidi="zh_TW"/>
         </w:rPr>
         <w:t>、</w:t>
       </w:r>
-      <w:hyperlink r:id="rId73">
-        <w:r>
-          <w:rPr>
-            <w:lang w:val="zh_TW" w:bidi="zh_TW"/>
-          </w:rPr>
-          <w:rPr>
-            <w:color w:val="0000EE"/>
-            <w:u w:val="single"/>
-          </w:rPr>
-          <w:t>20</w:t>
-        </w:r>
-      </w:hyperlink>
+      <w:r>
+        <w:rPr>
+          <w:lang w:val="zh_TW" w:bidi="zh_TW"/>
+        </w:rPr>
+        <w:t>20</w:t>
+      </w:r>
       <w:r>
         <w:rPr>
           <w:lang w:val="zh_TW" w:bidi="zh_TW"/>
         </w:rPr>
         <w:t>、</w:t>
       </w:r>
-      <w:hyperlink r:id="rId74">
-        <w:r>
-          <w:rPr>
-            <w:lang w:val="zh_TW" w:bidi="zh_TW"/>
-          </w:rPr>
-          <w:rPr>
-            <w:color w:val="0000EE"/>
-            <w:u w:val="single"/>
-          </w:rPr>
-          <w:t>52</w:t>
-        </w:r>
-      </w:hyperlink>
+      <w:r>
+        <w:rPr>
+          <w:lang w:val="zh_TW" w:bidi="zh_TW"/>
+        </w:rPr>
+        <w:t>52</w:t>
+      </w:r>
       <w:r>
         <w:rPr>
           <w:lang w:val="zh_TW" w:bidi="zh_TW"/>
         </w:rPr>
         <w:t>，</w:t>
       </w:r>
-      <w:hyperlink r:id="rId41">
-        <w:r>
-          <w:rPr>
-            <w:lang w:val="zh_TW" w:bidi="zh_TW"/>
-          </w:rPr>
-          <w:rPr>
-            <w:color w:val="0000EE"/>
-            <w:u w:val="single"/>
-          </w:rPr>
-          <w:t>7:3–4</w:t>
-        </w:r>
-      </w:hyperlink>
+      <w:r>
+        <w:rPr>
+          <w:lang w:val="zh_TW" w:bidi="zh_TW"/>
+        </w:rPr>
+        <w:t>7:3–4</w:t>
+      </w:r>
       <w:r>
         <w:rPr>
           <w:lang w:val="zh_TW" w:bidi="zh_TW"/>
         </w:rPr>
         <w:t>），以及他的總結（例如，</w:t>
       </w:r>
-      <w:hyperlink r:id="rId75">
-        <w:r>
-          <w:rPr>
-            <w:lang w:val="zh_TW" w:bidi="zh_TW"/>
-          </w:rPr>
-          <w:rPr>
-            <w:color w:val="0000EE"/>
-            <w:u w:val="single"/>
-          </w:rPr>
-          <w:t>1:14–15</w:t>
-        </w:r>
-      </w:hyperlink>
+      <w:r>
+        <w:rPr>
+          <w:lang w:val="zh_TW" w:bidi="zh_TW"/>
+        </w:rPr>
+        <w:t>1:14–15</w:t>
+      </w:r>
       <w:r>
         <w:rPr>
           <w:lang w:val="zh_TW" w:bidi="zh_TW"/>
         </w:rPr>
         <w:t>、</w:t>
       </w:r>
-      <w:hyperlink r:id="rId76">
-        <w:r>
-          <w:rPr>
-            <w:lang w:val="zh_TW" w:bidi="zh_TW"/>
-          </w:rPr>
-          <w:rPr>
-            <w:color w:val="0000EE"/>
-            <w:u w:val="single"/>
-          </w:rPr>
-          <w:t>34</w:t>
-        </w:r>
-      </w:hyperlink>
+      <w:r>
+        <w:rPr>
+          <w:lang w:val="zh_TW" w:bidi="zh_TW"/>
+        </w:rPr>
+        <w:t>34</w:t>
+      </w:r>
       <w:r>
         <w:rPr>
           <w:lang w:val="zh_TW" w:bidi="zh_TW"/>
         </w:rPr>
         <w:t>、</w:t>
       </w:r>
-      <w:hyperlink r:id="rId77">
-        <w:r>
-          <w:rPr>
-            <w:lang w:val="zh_TW" w:bidi="zh_TW"/>
-          </w:rPr>
-          <w:rPr>
-            <w:color w:val="0000EE"/>
-            <w:u w:val="single"/>
-          </w:rPr>
-          <w:t>39</w:t>
-        </w:r>
-      </w:hyperlink>
+      <w:r>
+        <w:rPr>
+          <w:lang w:val="zh_TW" w:bidi="zh_TW"/>
+        </w:rPr>
+        <w:t>39</w:t>
+      </w:r>
       <w:r>
         <w:rPr>
           <w:lang w:val="zh_TW" w:bidi="zh_TW"/>
         </w:rPr>
         <w:t>，</w:t>
       </w:r>
-      <w:hyperlink r:id="rId78">
-        <w:r>
-          <w:rPr>
-            <w:lang w:val="zh_TW" w:bidi="zh_TW"/>
-          </w:rPr>
-          <w:rPr>
-            <w:color w:val="0000EE"/>
-            <w:u w:val="single"/>
-          </w:rPr>
-          <w:t>3:7–12</w:t>
-        </w:r>
-      </w:hyperlink>
+      <w:r>
+        <w:rPr>
+          <w:lang w:val="zh_TW" w:bidi="zh_TW"/>
+        </w:rPr>
+        <w:t>3:7–12</w:t>
+      </w:r>
       <w:r>
         <w:rPr>
           <w:lang w:val="zh_TW" w:bidi="zh_TW"/>
         </w:rPr>
         <w:t>，</w:t>
       </w:r>
-      <w:hyperlink r:id="rId79">
-        <w:r>
-          <w:rPr>
-            <w:lang w:val="zh_TW" w:bidi="zh_TW"/>
-          </w:rPr>
-          <w:rPr>
-            <w:color w:val="0000EE"/>
-            <w:u w:val="single"/>
-          </w:rPr>
-          <w:t>6:53–56</w:t>
-        </w:r>
-      </w:hyperlink>
+      <w:r>
+        <w:rPr>
+          <w:lang w:val="zh_TW" w:bidi="zh_TW"/>
+        </w:rPr>
+        <w:t>6:53–56</w:t>
+      </w:r>
       <w:r>
         <w:rPr>
           <w:lang w:val="zh_TW" w:bidi="zh_TW"/>
@@ -1817,414 +1385,276 @@
         </w:rPr>
         <w:t>馬可重複使用多種詞彙和表達方式來顯示進展，例如「突然」、「立刻」和「立即」（例如，</w:t>
       </w:r>
-      <w:hyperlink r:id="rId80">
-        <w:r>
-          <w:rPr>
-            <w:lang w:val="zh_TW" w:bidi="zh_TW"/>
-          </w:rPr>
-          <w:rPr>
-            <w:color w:val="0000EE"/>
-            <w:u w:val="single"/>
-          </w:rPr>
-          <w:t>1:23</w:t>
-        </w:r>
-      </w:hyperlink>
+      <w:r>
+        <w:rPr>
+          <w:lang w:val="zh_TW" w:bidi="zh_TW"/>
+        </w:rPr>
+        <w:t>1:23</w:t>
+      </w:r>
       <w:r>
         <w:rPr>
           <w:lang w:val="zh_TW" w:bidi="zh_TW"/>
         </w:rPr>
         <w:t>；</w:t>
       </w:r>
-      <w:hyperlink r:id="rId81">
-        <w:r>
-          <w:rPr>
-            <w:lang w:val="zh_TW" w:bidi="zh_TW"/>
-          </w:rPr>
-          <w:rPr>
-            <w:color w:val="0000EE"/>
-            <w:u w:val="single"/>
-          </w:rPr>
-          <w:t>3:6</w:t>
-        </w:r>
-      </w:hyperlink>
+      <w:r>
+        <w:rPr>
+          <w:lang w:val="zh_TW" w:bidi="zh_TW"/>
+        </w:rPr>
+        <w:t>3:6</w:t>
+      </w:r>
       <w:r>
         <w:rPr>
           <w:lang w:val="zh_TW" w:bidi="zh_TW"/>
         </w:rPr>
         <w:t>；</w:t>
       </w:r>
-      <w:hyperlink r:id="rId82">
-        <w:r>
-          <w:rPr>
-            <w:lang w:val="zh_TW" w:bidi="zh_TW"/>
-          </w:rPr>
-          <w:rPr>
-            <w:color w:val="0000EE"/>
-            <w:u w:val="single"/>
-          </w:rPr>
-          <w:t>6:45</w:t>
-        </w:r>
-      </w:hyperlink>
+      <w:r>
+        <w:rPr>
+          <w:lang w:val="zh_TW" w:bidi="zh_TW"/>
+        </w:rPr>
+        <w:t>6:45</w:t>
+      </w:r>
       <w:r>
         <w:rPr>
           <w:lang w:val="zh_TW" w:bidi="zh_TW"/>
         </w:rPr>
         <w:t>）。他在敘述中使用希臘文現在式時態，而不是簡單過去式，以給人一種即時感（例如，</w:t>
       </w:r>
-      <w:hyperlink r:id="rId83">
-        <w:r>
-          <w:rPr>
-            <w:lang w:val="zh_TW" w:bidi="zh_TW"/>
-          </w:rPr>
-          <w:rPr>
-            <w:color w:val="0000EE"/>
-            <w:u w:val="single"/>
-          </w:rPr>
-          <w:t>1:12</w:t>
-        </w:r>
-      </w:hyperlink>
+      <w:r>
+        <w:rPr>
+          <w:lang w:val="zh_TW" w:bidi="zh_TW"/>
+        </w:rPr>
+        <w:t>1:12</w:t>
+      </w:r>
       <w:r>
         <w:rPr>
           <w:lang w:val="zh_TW" w:bidi="zh_TW"/>
         </w:rPr>
         <w:t>、</w:t>
       </w:r>
-      <w:hyperlink r:id="rId84">
-        <w:r>
-          <w:rPr>
-            <w:lang w:val="zh_TW" w:bidi="zh_TW"/>
-          </w:rPr>
-          <w:rPr>
-            <w:color w:val="0000EE"/>
-            <w:u w:val="single"/>
-          </w:rPr>
-          <w:t>21</w:t>
-        </w:r>
-      </w:hyperlink>
+      <w:r>
+        <w:rPr>
+          <w:lang w:val="zh_TW" w:bidi="zh_TW"/>
+        </w:rPr>
+        <w:t>21</w:t>
+      </w:r>
       <w:r>
         <w:rPr>
           <w:lang w:val="zh_TW" w:bidi="zh_TW"/>
         </w:rPr>
         <w:t>、</w:t>
       </w:r>
-      <w:hyperlink r:id="rId85">
-        <w:r>
-          <w:rPr>
-            <w:lang w:val="zh_TW" w:bidi="zh_TW"/>
-          </w:rPr>
-          <w:rPr>
-            <w:color w:val="0000EE"/>
-            <w:u w:val="single"/>
-          </w:rPr>
-          <w:t>38</w:t>
-        </w:r>
-      </w:hyperlink>
+      <w:r>
+        <w:rPr>
+          <w:lang w:val="zh_TW" w:bidi="zh_TW"/>
+        </w:rPr>
+        <w:t>38</w:t>
+      </w:r>
       <w:r>
         <w:rPr>
           <w:lang w:val="zh_TW" w:bidi="zh_TW"/>
         </w:rPr>
         <w:t>、</w:t>
       </w:r>
-      <w:hyperlink r:id="rId86">
-        <w:r>
-          <w:rPr>
-            <w:lang w:val="zh_TW" w:bidi="zh_TW"/>
-          </w:rPr>
-          <w:rPr>
-            <w:color w:val="0000EE"/>
-            <w:u w:val="single"/>
-          </w:rPr>
-          <w:t>40</w:t>
-        </w:r>
-      </w:hyperlink>
+      <w:r>
+        <w:rPr>
+          <w:lang w:val="zh_TW" w:bidi="zh_TW"/>
+        </w:rPr>
+        <w:t>40</w:t>
+      </w:r>
       <w:r>
         <w:rPr>
           <w:lang w:val="zh_TW" w:bidi="zh_TW"/>
         </w:rPr>
         <w:t>、</w:t>
       </w:r>
-      <w:hyperlink r:id="rId87">
-        <w:r>
-          <w:rPr>
-            <w:lang w:val="zh_TW" w:bidi="zh_TW"/>
-          </w:rPr>
-          <w:rPr>
-            <w:color w:val="0000EE"/>
-            <w:u w:val="single"/>
-          </w:rPr>
-          <w:t>44</w:t>
-        </w:r>
-      </w:hyperlink>
+      <w:r>
+        <w:rPr>
+          <w:lang w:val="zh_TW" w:bidi="zh_TW"/>
+        </w:rPr>
+        <w:t>44</w:t>
+      </w:r>
       <w:r>
         <w:rPr>
           <w:lang w:val="zh_TW" w:bidi="zh_TW"/>
         </w:rPr>
         <w:t>，</w:t>
       </w:r>
-      <w:hyperlink r:id="rId88">
-        <w:r>
-          <w:rPr>
-            <w:lang w:val="zh_TW" w:bidi="zh_TW"/>
-          </w:rPr>
-          <w:rPr>
-            <w:color w:val="0000EE"/>
-            <w:u w:val="single"/>
-          </w:rPr>
-          <w:t>2:3</w:t>
-        </w:r>
-      </w:hyperlink>
+      <w:r>
+        <w:rPr>
+          <w:lang w:val="zh_TW" w:bidi="zh_TW"/>
+        </w:rPr>
+        <w:t>2:3</w:t>
+      </w:r>
       <w:r>
         <w:rPr>
           <w:lang w:val="zh_TW" w:bidi="zh_TW"/>
         </w:rPr>
         <w:t>，</w:t>
       </w:r>
-      <w:hyperlink r:id="rId89">
-        <w:r>
-          <w:rPr>
-            <w:lang w:val="zh_TW" w:bidi="zh_TW"/>
-          </w:rPr>
-          <w:rPr>
-            <w:color w:val="0000EE"/>
-            <w:u w:val="single"/>
-          </w:rPr>
-          <w:t>3:13</w:t>
-        </w:r>
-      </w:hyperlink>
+      <w:r>
+        <w:rPr>
+          <w:lang w:val="zh_TW" w:bidi="zh_TW"/>
+        </w:rPr>
+        <w:t>3:13</w:t>
+      </w:r>
       <w:r>
         <w:rPr>
           <w:lang w:val="zh_TW" w:bidi="zh_TW"/>
         </w:rPr>
         <w:t>）。馬可還經常將一個故事夾在另一個故事中（例如，</w:t>
       </w:r>
-      <w:hyperlink r:id="rId90">
-        <w:r>
-          <w:rPr>
-            <w:lang w:val="zh_TW" w:bidi="zh_TW"/>
-          </w:rPr>
-          <w:rPr>
-            <w:color w:val="0000EE"/>
-            <w:u w:val="single"/>
-          </w:rPr>
-          <w:t>3:22–30</w:t>
-        </w:r>
-      </w:hyperlink>
+      <w:r>
+        <w:rPr>
+          <w:lang w:val="zh_TW" w:bidi="zh_TW"/>
+        </w:rPr>
+        <w:t>3:22–30</w:t>
+      </w:r>
       <w:r>
         <w:rPr>
           <w:lang w:val="zh_TW" w:bidi="zh_TW"/>
         </w:rPr>
         <w:t>夾在</w:t>
       </w:r>
-      <w:hyperlink r:id="rId91">
-        <w:r>
-          <w:rPr>
-            <w:lang w:val="zh_TW" w:bidi="zh_TW"/>
-          </w:rPr>
-          <w:rPr>
-            <w:color w:val="0000EE"/>
-            <w:u w:val="single"/>
-          </w:rPr>
-          <w:t>3:20–21</w:t>
-        </w:r>
-      </w:hyperlink>
+      <w:r>
+        <w:rPr>
+          <w:lang w:val="zh_TW" w:bidi="zh_TW"/>
+        </w:rPr>
+        <w:t>3:20–21</w:t>
+      </w:r>
       <w:r>
         <w:rPr>
           <w:lang w:val="zh_TW" w:bidi="zh_TW"/>
         </w:rPr>
         <w:t>、</w:t>
       </w:r>
-      <w:hyperlink r:id="rId92">
-        <w:r>
-          <w:rPr>
-            <w:lang w:val="zh_TW" w:bidi="zh_TW"/>
-          </w:rPr>
-          <w:rPr>
-            <w:color w:val="0000EE"/>
-            <w:u w:val="single"/>
-          </w:rPr>
-          <w:t>31–35</w:t>
-        </w:r>
-      </w:hyperlink>
+      <w:r>
+        <w:rPr>
+          <w:lang w:val="zh_TW" w:bidi="zh_TW"/>
+        </w:rPr>
+        <w:t>31–35</w:t>
+      </w:r>
       <w:r>
         <w:rPr>
           <w:lang w:val="zh_TW" w:bidi="zh_TW"/>
         </w:rPr>
         <w:t>中，</w:t>
       </w:r>
-      <w:hyperlink r:id="rId93">
-        <w:r>
-          <w:rPr>
-            <w:lang w:val="zh_TW" w:bidi="zh_TW"/>
-          </w:rPr>
-          <w:rPr>
-            <w:color w:val="0000EE"/>
-            <w:u w:val="single"/>
-          </w:rPr>
-          <w:t>5:25–34</w:t>
-        </w:r>
-      </w:hyperlink>
+      <w:r>
+        <w:rPr>
+          <w:lang w:val="zh_TW" w:bidi="zh_TW"/>
+        </w:rPr>
+        <w:t>5:25–34</w:t>
+      </w:r>
       <w:r>
         <w:rPr>
           <w:lang w:val="zh_TW" w:bidi="zh_TW"/>
         </w:rPr>
         <w:t>夾在</w:t>
       </w:r>
-      <w:hyperlink r:id="rId94">
-        <w:r>
-          <w:rPr>
-            <w:lang w:val="zh_TW" w:bidi="zh_TW"/>
-          </w:rPr>
-          <w:rPr>
-            <w:color w:val="0000EE"/>
-            <w:u w:val="single"/>
-          </w:rPr>
-          <w:t>5:21–24</w:t>
-        </w:r>
-      </w:hyperlink>
+      <w:r>
+        <w:rPr>
+          <w:lang w:val="zh_TW" w:bidi="zh_TW"/>
+        </w:rPr>
+        <w:t>5:21–24</w:t>
+      </w:r>
       <w:r>
         <w:rPr>
           <w:lang w:val="zh_TW" w:bidi="zh_TW"/>
         </w:rPr>
         <w:t>、</w:t>
       </w:r>
-      <w:hyperlink r:id="rId95">
-        <w:r>
-          <w:rPr>
-            <w:lang w:val="zh_TW" w:bidi="zh_TW"/>
-          </w:rPr>
-          <w:rPr>
-            <w:color w:val="0000EE"/>
-            <w:u w:val="single"/>
-          </w:rPr>
-          <w:t>35–43</w:t>
-        </w:r>
-      </w:hyperlink>
+      <w:r>
+        <w:rPr>
+          <w:lang w:val="zh_TW" w:bidi="zh_TW"/>
+        </w:rPr>
+        <w:t>35–43</w:t>
+      </w:r>
       <w:r>
         <w:rPr>
           <w:lang w:val="zh_TW" w:bidi="zh_TW"/>
         </w:rPr>
         <w:t>中，</w:t>
       </w:r>
-      <w:hyperlink r:id="rId96">
-        <w:r>
-          <w:rPr>
-            <w:lang w:val="zh_TW" w:bidi="zh_TW"/>
-          </w:rPr>
-          <w:rPr>
-            <w:color w:val="0000EE"/>
-            <w:u w:val="single"/>
-          </w:rPr>
-          <w:t>11:15–19</w:t>
-        </w:r>
-      </w:hyperlink>
+      <w:r>
+        <w:rPr>
+          <w:lang w:val="zh_TW" w:bidi="zh_TW"/>
+        </w:rPr>
+        <w:t>11:15–19</w:t>
+      </w:r>
       <w:r>
         <w:rPr>
           <w:lang w:val="zh_TW" w:bidi="zh_TW"/>
         </w:rPr>
         <w:t>夾在</w:t>
       </w:r>
-      <w:hyperlink r:id="rId97">
-        <w:r>
-          <w:rPr>
-            <w:lang w:val="zh_TW" w:bidi="zh_TW"/>
-          </w:rPr>
-          <w:rPr>
-            <w:color w:val="0000EE"/>
-            <w:u w:val="single"/>
-          </w:rPr>
-          <w:t>11:12–14</w:t>
-        </w:r>
-      </w:hyperlink>
+      <w:r>
+        <w:rPr>
+          <w:lang w:val="zh_TW" w:bidi="zh_TW"/>
+        </w:rPr>
+        <w:t>11:12–14</w:t>
+      </w:r>
       <w:r>
         <w:rPr>
           <w:lang w:val="zh_TW" w:bidi="zh_TW"/>
         </w:rPr>
         <w:t>、</w:t>
       </w:r>
-      <w:hyperlink r:id="rId98">
-        <w:r>
-          <w:rPr>
-            <w:lang w:val="zh_TW" w:bidi="zh_TW"/>
-          </w:rPr>
-          <w:rPr>
-            <w:color w:val="0000EE"/>
-            <w:u w:val="single"/>
-          </w:rPr>
-          <w:t>20–26</w:t>
-        </w:r>
-      </w:hyperlink>
+      <w:r>
+        <w:rPr>
+          <w:lang w:val="zh_TW" w:bidi="zh_TW"/>
+        </w:rPr>
+        <w:t>20–26</w:t>
+      </w:r>
       <w:r>
         <w:rPr>
           <w:lang w:val="zh_TW" w:bidi="zh_TW"/>
         </w:rPr>
         <w:t>中）；在最後一個例子中，這種夾敘法表明中間部分（</w:t>
       </w:r>
-      <w:hyperlink r:id="rId96">
-        <w:r>
-          <w:rPr>
-            <w:lang w:val="zh_TW" w:bidi="zh_TW"/>
-          </w:rPr>
-          <w:rPr>
-            <w:color w:val="0000EE"/>
-            <w:u w:val="single"/>
-          </w:rPr>
-          <w:t>11:15–19</w:t>
-        </w:r>
-      </w:hyperlink>
+      <w:r>
+        <w:rPr>
+          <w:lang w:val="zh_TW" w:bidi="zh_TW"/>
+        </w:rPr>
+        <w:t>11:15–19</w:t>
+      </w:r>
       <w:r>
         <w:rPr>
           <w:lang w:val="zh_TW" w:bidi="zh_TW"/>
         </w:rPr>
         <w:t>，潔淨聖殿）應當在其前後故事的背景下理解（</w:t>
       </w:r>
-      <w:hyperlink r:id="rId97">
-        <w:r>
-          <w:rPr>
-            <w:lang w:val="zh_TW" w:bidi="zh_TW"/>
-          </w:rPr>
-          <w:rPr>
-            <w:color w:val="0000EE"/>
-            <w:u w:val="single"/>
-          </w:rPr>
-          <w:t>11:12–14</w:t>
-        </w:r>
-      </w:hyperlink>
+      <w:r>
+        <w:rPr>
+          <w:lang w:val="zh_TW" w:bidi="zh_TW"/>
+        </w:rPr>
+        <w:t>11:12–14</w:t>
+      </w:r>
       <w:r>
         <w:rPr>
           <w:lang w:val="zh_TW" w:bidi="zh_TW"/>
         </w:rPr>
         <w:t>、</w:t>
       </w:r>
-      <w:hyperlink r:id="rId98">
-        <w:r>
-          <w:rPr>
-            <w:lang w:val="zh_TW" w:bidi="zh_TW"/>
-          </w:rPr>
-          <w:rPr>
-            <w:color w:val="0000EE"/>
-            <w:u w:val="single"/>
-          </w:rPr>
-          <w:t>20–26</w:t>
-        </w:r>
-      </w:hyperlink>
+      <w:r>
+        <w:rPr>
+          <w:lang w:val="zh_TW" w:bidi="zh_TW"/>
+        </w:rPr>
+        <w:t>20–26</w:t>
+      </w:r>
       <w:r>
         <w:rPr>
           <w:lang w:val="zh_TW" w:bidi="zh_TW"/>
         </w:rPr>
         <w:t>，咒詛無花果樹）——潔淨聖殿是一個象徵性的審判行動（參</w:t>
       </w:r>
-      <w:hyperlink r:id="rId99">
-        <w:r>
-          <w:rPr>
-            <w:lang w:val="zh_TW" w:bidi="zh_TW"/>
-          </w:rPr>
-          <w:rPr>
-            <w:color w:val="0000EE"/>
-            <w:u w:val="single"/>
-          </w:rPr>
-          <w:t>13:3–37</w:t>
-        </w:r>
-      </w:hyperlink>
+      <w:r>
+        <w:rPr>
+          <w:lang w:val="zh_TW" w:bidi="zh_TW"/>
+        </w:rPr>
+        <w:t>13:3–37</w:t>
+      </w:r>
       <w:r>
         <w:rPr>
           <w:lang w:val="zh_TW" w:bidi="zh_TW"/>
@@ -2256,252 +1686,168 @@
         </w:rPr>
         <w:t>基督的位格。馬可的主要神學重點是拿撒勒人耶穌的身份。這個重點在福音書的開頭就已經說明：馬可希望他的讀者知道拿撒勒人耶穌是「彌賽亞（基督），神的兒子」。在馬可福音中，「神的兒子」這個稱號經常出現，有多個證人證明耶穌是神的兒子：魔鬼（</w:t>
       </w:r>
-      <w:hyperlink r:id="rId76">
-        <w:r>
-          <w:rPr>
-            <w:lang w:val="zh_TW" w:bidi="zh_TW"/>
-          </w:rPr>
-          <w:rPr>
-            <w:color w:val="0000EE"/>
-            <w:u w:val="single"/>
-          </w:rPr>
-          <w:t>1:34</w:t>
-        </w:r>
-      </w:hyperlink>
+      <w:r>
+        <w:rPr>
+          <w:lang w:val="zh_TW" w:bidi="zh_TW"/>
+        </w:rPr>
+        <w:t>1:34</w:t>
+      </w:r>
       <w:r>
         <w:rPr>
           <w:lang w:val="zh_TW" w:bidi="zh_TW"/>
         </w:rPr>
         <w:t>，</w:t>
       </w:r>
-      <w:hyperlink r:id="rId100">
-        <w:r>
-          <w:rPr>
-            <w:lang w:val="zh_TW" w:bidi="zh_TW"/>
-          </w:rPr>
-          <w:rPr>
-            <w:color w:val="0000EE"/>
-            <w:u w:val="single"/>
-          </w:rPr>
-          <w:t>3:11</w:t>
-        </w:r>
-      </w:hyperlink>
+      <w:r>
+        <w:rPr>
+          <w:lang w:val="zh_TW" w:bidi="zh_TW"/>
+        </w:rPr>
+        <w:t>3:11</w:t>
+      </w:r>
       <w:r>
         <w:rPr>
           <w:lang w:val="zh_TW" w:bidi="zh_TW"/>
         </w:rPr>
         <w:t>，</w:t>
       </w:r>
-      <w:hyperlink r:id="rId101">
-        <w:r>
-          <w:rPr>
-            <w:lang w:val="zh_TW" w:bidi="zh_TW"/>
-          </w:rPr>
-          <w:rPr>
-            <w:color w:val="0000EE"/>
-            <w:u w:val="single"/>
-          </w:rPr>
-          <w:t>5:7</w:t>
-        </w:r>
-      </w:hyperlink>
+      <w:r>
+        <w:rPr>
+          <w:lang w:val="zh_TW" w:bidi="zh_TW"/>
+        </w:rPr>
+        <w:t>5:7</w:t>
+      </w:r>
       <w:r>
         <w:rPr>
           <w:lang w:val="zh_TW" w:bidi="zh_TW"/>
         </w:rPr>
         <w:t>，參</w:t>
       </w:r>
-      <w:hyperlink r:id="rId102">
-        <w:r>
-          <w:rPr>
-            <w:lang w:val="zh_TW" w:bidi="zh_TW"/>
-          </w:rPr>
-          <w:rPr>
-            <w:color w:val="0000EE"/>
-            <w:u w:val="single"/>
-          </w:rPr>
-          <w:t>1:24</w:t>
-        </w:r>
-      </w:hyperlink>
+      <w:r>
+        <w:rPr>
+          <w:lang w:val="zh_TW" w:bidi="zh_TW"/>
+        </w:rPr>
+        <w:t>1:24</w:t>
+      </w:r>
       <w:r>
         <w:rPr>
           <w:lang w:val="zh_TW" w:bidi="zh_TW"/>
         </w:rPr>
         <w:t>）、神自己（</w:t>
       </w:r>
-      <w:hyperlink r:id="rId103">
-        <w:r>
-          <w:rPr>
-            <w:lang w:val="zh_TW" w:bidi="zh_TW"/>
-          </w:rPr>
-          <w:rPr>
-            <w:color w:val="0000EE"/>
-            <w:u w:val="single"/>
-          </w:rPr>
-          <w:t>1:11</w:t>
-        </w:r>
-      </w:hyperlink>
+      <w:r>
+        <w:rPr>
+          <w:lang w:val="zh_TW" w:bidi="zh_TW"/>
+        </w:rPr>
+        <w:t>1:11</w:t>
+      </w:r>
       <w:r>
         <w:rPr>
           <w:lang w:val="zh_TW" w:bidi="zh_TW"/>
         </w:rPr>
         <w:t>，</w:t>
       </w:r>
-      <w:hyperlink r:id="rId104">
-        <w:r>
-          <w:rPr>
-            <w:lang w:val="zh_TW" w:bidi="zh_TW"/>
-          </w:rPr>
-          <w:rPr>
-            <w:color w:val="0000EE"/>
-            <w:u w:val="single"/>
-          </w:rPr>
-          <w:t>9:7</w:t>
-        </w:r>
-      </w:hyperlink>
+      <w:r>
+        <w:rPr>
+          <w:lang w:val="zh_TW" w:bidi="zh_TW"/>
+        </w:rPr>
+        <w:t>9:7</w:t>
+      </w:r>
       <w:r>
         <w:rPr>
           <w:lang w:val="zh_TW" w:bidi="zh_TW"/>
         </w:rPr>
         <w:t>）；作者馬可（</w:t>
       </w:r>
-      <w:hyperlink r:id="rId13">
-        <w:r>
-          <w:rPr>
-            <w:lang w:val="zh_TW" w:bidi="zh_TW"/>
-          </w:rPr>
-          <w:rPr>
-            <w:color w:val="0000EE"/>
-            <w:u w:val="single"/>
-          </w:rPr>
-          <w:t>1:1</w:t>
-        </w:r>
-      </w:hyperlink>
+      <w:r>
+        <w:rPr>
+          <w:lang w:val="zh_TW" w:bidi="zh_TW"/>
+        </w:rPr>
+        <w:t>1:1</w:t>
+      </w:r>
       <w:r>
         <w:rPr>
           <w:lang w:val="zh_TW" w:bidi="zh_TW"/>
         </w:rPr>
         <w:t>）、羅馬百夫長（</w:t>
       </w:r>
-      <w:hyperlink r:id="rId61">
-        <w:r>
-          <w:rPr>
-            <w:lang w:val="zh_TW" w:bidi="zh_TW"/>
-          </w:rPr>
-          <w:rPr>
-            <w:color w:val="0000EE"/>
-            <w:u w:val="single"/>
-          </w:rPr>
-          <w:t>15:39</w:t>
-        </w:r>
-      </w:hyperlink>
+      <w:r>
+        <w:rPr>
+          <w:lang w:val="zh_TW" w:bidi="zh_TW"/>
+        </w:rPr>
+        <w:t>15:39</w:t>
+      </w:r>
       <w:r>
         <w:rPr>
           <w:lang w:val="zh_TW" w:bidi="zh_TW"/>
         </w:rPr>
         <w:t>）、以及耶穌自己（</w:t>
       </w:r>
-      <w:hyperlink r:id="rId105">
-        <w:r>
-          <w:rPr>
-            <w:lang w:val="zh_TW" w:bidi="zh_TW"/>
-          </w:rPr>
-          <w:rPr>
-            <w:color w:val="0000EE"/>
-            <w:u w:val="single"/>
-          </w:rPr>
-          <w:t>12:6</w:t>
-        </w:r>
-      </w:hyperlink>
+      <w:r>
+        <w:rPr>
+          <w:lang w:val="zh_TW" w:bidi="zh_TW"/>
+        </w:rPr>
+        <w:t>12:6</w:t>
+      </w:r>
       <w:r>
         <w:rPr>
           <w:lang w:val="zh_TW" w:bidi="zh_TW"/>
         </w:rPr>
         <w:t>，</w:t>
       </w:r>
-      <w:hyperlink r:id="rId106">
-        <w:r>
-          <w:rPr>
-            <w:lang w:val="zh_TW" w:bidi="zh_TW"/>
-          </w:rPr>
-          <w:rPr>
-            <w:color w:val="0000EE"/>
-            <w:u w:val="single"/>
-          </w:rPr>
-          <w:t>13:32</w:t>
-        </w:r>
-      </w:hyperlink>
+      <w:r>
+        <w:rPr>
+          <w:lang w:val="zh_TW" w:bidi="zh_TW"/>
+        </w:rPr>
+        <w:t>13:32</w:t>
+      </w:r>
       <w:r>
         <w:rPr>
           <w:lang w:val="zh_TW" w:bidi="zh_TW"/>
         </w:rPr>
         <w:t>，</w:t>
       </w:r>
-      <w:hyperlink r:id="rId107">
-        <w:r>
-          <w:rPr>
-            <w:lang w:val="zh_TW" w:bidi="zh_TW"/>
-          </w:rPr>
-          <w:rPr>
-            <w:color w:val="0000EE"/>
-            <w:u w:val="single"/>
-          </w:rPr>
-          <w:t>14:61–62</w:t>
-        </w:r>
-      </w:hyperlink>
+      <w:r>
+        <w:rPr>
+          <w:lang w:val="zh_TW" w:bidi="zh_TW"/>
+        </w:rPr>
+        <w:t>14:61–62</w:t>
+      </w:r>
       <w:r>
         <w:rPr>
           <w:lang w:val="zh_TW" w:bidi="zh_TW"/>
         </w:rPr>
         <w:t>）。耶穌的其它稱號也出現在馬可福音中，包括耶穌自己最喜歡的「人子」（例如，</w:t>
       </w:r>
-      <w:hyperlink r:id="rId108">
-        <w:r>
-          <w:rPr>
-            <w:lang w:val="zh_TW" w:bidi="zh_TW"/>
-          </w:rPr>
-          <w:rPr>
-            <w:color w:val="0000EE"/>
-            <w:u w:val="single"/>
-          </w:rPr>
-          <w:t>2:10</w:t>
-        </w:r>
-      </w:hyperlink>
+      <w:r>
+        <w:rPr>
+          <w:lang w:val="zh_TW" w:bidi="zh_TW"/>
+        </w:rPr>
+        <w:t>2:10</w:t>
+      </w:r>
       <w:r>
         <w:rPr>
           <w:lang w:val="zh_TW" w:bidi="zh_TW"/>
         </w:rPr>
         <w:t>）。但在馬可福音中，所有這些稱號以及祂的行動（例如，</w:t>
       </w:r>
-      <w:hyperlink r:id="rId109">
-        <w:r>
-          <w:rPr>
-            <w:lang w:val="zh_TW" w:bidi="zh_TW"/>
-          </w:rPr>
-          <w:rPr>
-            <w:color w:val="0000EE"/>
-            <w:u w:val="single"/>
-          </w:rPr>
-          <w:t>1:22</w:t>
-        </w:r>
-      </w:hyperlink>
+      <w:r>
+        <w:rPr>
+          <w:lang w:val="zh_TW" w:bidi="zh_TW"/>
+        </w:rPr>
+        <w:t>1:22</w:t>
+      </w:r>
       <w:r>
         <w:rPr>
           <w:lang w:val="zh_TW" w:bidi="zh_TW"/>
         </w:rPr>
         <w:t>，</w:t>
       </w:r>
-      <w:hyperlink r:id="rId110">
-        <w:r>
-          <w:rPr>
-            <w:lang w:val="zh_TW" w:bidi="zh_TW"/>
-          </w:rPr>
-          <w:rPr>
-            <w:color w:val="0000EE"/>
-            <w:u w:val="single"/>
-          </w:rPr>
-          <w:t>4:41</w:t>
-        </w:r>
-      </w:hyperlink>
+      <w:r>
+        <w:rPr>
+          <w:lang w:val="zh_TW" w:bidi="zh_TW"/>
+        </w:rPr>
+        <w:t>4:41</w:t>
+      </w:r>
       <w:r>
         <w:rPr>
           <w:lang w:val="zh_TW" w:bidi="zh_TW"/>
@@ -2549,414 +1895,276 @@
         </w:rPr>
         <w:t>——祂的受苦、死亡和復活。在整本福音書中，我們發現許多關於論及耶穌受死之處（</w:t>
       </w:r>
-      <w:hyperlink r:id="rId111">
-        <w:r>
-          <w:rPr>
-            <w:lang w:val="zh_TW" w:bidi="zh_TW"/>
-          </w:rPr>
-          <w:rPr>
-            <w:color w:val="0000EE"/>
-            <w:u w:val="single"/>
-          </w:rPr>
-          <w:t>2:19–20</w:t>
-        </w:r>
-      </w:hyperlink>
+      <w:r>
+        <w:rPr>
+          <w:lang w:val="zh_TW" w:bidi="zh_TW"/>
+        </w:rPr>
+        <w:t>2:19–20</w:t>
+      </w:r>
       <w:r>
         <w:rPr>
           <w:lang w:val="zh_TW" w:bidi="zh_TW"/>
         </w:rPr>
         <w:t>，</w:t>
       </w:r>
-      <w:hyperlink r:id="rId81">
-        <w:r>
-          <w:rPr>
-            <w:lang w:val="zh_TW" w:bidi="zh_TW"/>
-          </w:rPr>
-          <w:rPr>
-            <w:color w:val="0000EE"/>
-            <w:u w:val="single"/>
-          </w:rPr>
-          <w:t>3:6</w:t>
-        </w:r>
-      </w:hyperlink>
+      <w:r>
+        <w:rPr>
+          <w:lang w:val="zh_TW" w:bidi="zh_TW"/>
+        </w:rPr>
+        <w:t>3:6</w:t>
+      </w:r>
       <w:r>
         <w:rPr>
           <w:lang w:val="zh_TW" w:bidi="zh_TW"/>
         </w:rPr>
         <w:t>，</w:t>
       </w:r>
-      <w:hyperlink r:id="rId33">
-        <w:r>
-          <w:rPr>
-            <w:lang w:val="zh_TW" w:bidi="zh_TW"/>
-          </w:rPr>
-          <w:rPr>
-            <w:color w:val="0000EE"/>
-            <w:u w:val="single"/>
-          </w:rPr>
-          <w:t>8:31</w:t>
-        </w:r>
-      </w:hyperlink>
+      <w:r>
+        <w:rPr>
+          <w:lang w:val="zh_TW" w:bidi="zh_TW"/>
+        </w:rPr>
+        <w:t>8:31</w:t>
+      </w:r>
       <w:r>
         <w:rPr>
           <w:lang w:val="zh_TW" w:bidi="zh_TW"/>
         </w:rPr>
         <w:t>，</w:t>
       </w:r>
-      <w:hyperlink r:id="rId112">
-        <w:r>
-          <w:rPr>
-            <w:lang w:val="zh_TW" w:bidi="zh_TW"/>
-          </w:rPr>
-          <w:rPr>
-            <w:color w:val="0000EE"/>
-            <w:u w:val="single"/>
-          </w:rPr>
-          <w:t>9:9</w:t>
-        </w:r>
-      </w:hyperlink>
+      <w:r>
+        <w:rPr>
+          <w:lang w:val="zh_TW" w:bidi="zh_TW"/>
+        </w:rPr>
+        <w:t>9:9</w:t>
+      </w:r>
       <w:r>
         <w:rPr>
           <w:lang w:val="zh_TW" w:bidi="zh_TW"/>
         </w:rPr>
         <w:t>、</w:t>
       </w:r>
-      <w:hyperlink r:id="rId113">
-        <w:r>
-          <w:rPr>
-            <w:lang w:val="zh_TW" w:bidi="zh_TW"/>
-          </w:rPr>
-          <w:rPr>
-            <w:color w:val="0000EE"/>
-            <w:u w:val="single"/>
-          </w:rPr>
-          <w:t>12</w:t>
-        </w:r>
-      </w:hyperlink>
+      <w:r>
+        <w:rPr>
+          <w:lang w:val="zh_TW" w:bidi="zh_TW"/>
+        </w:rPr>
+        <w:t>12</w:t>
+      </w:r>
       <w:r>
         <w:rPr>
           <w:lang w:val="zh_TW" w:bidi="zh_TW"/>
         </w:rPr>
         <w:t>、</w:t>
       </w:r>
-      <w:hyperlink r:id="rId114">
-        <w:r>
-          <w:rPr>
-            <w:lang w:val="zh_TW" w:bidi="zh_TW"/>
-          </w:rPr>
-          <w:rPr>
-            <w:color w:val="0000EE"/>
-            <w:u w:val="single"/>
-          </w:rPr>
-          <w:t>31</w:t>
-        </w:r>
-      </w:hyperlink>
+      <w:r>
+        <w:rPr>
+          <w:lang w:val="zh_TW" w:bidi="zh_TW"/>
+        </w:rPr>
+        <w:t>31</w:t>
+      </w:r>
       <w:r>
         <w:rPr>
           <w:lang w:val="zh_TW" w:bidi="zh_TW"/>
         </w:rPr>
         <w:t>，</w:t>
       </w:r>
-      <w:hyperlink r:id="rId115">
-        <w:r>
-          <w:rPr>
-            <w:lang w:val="zh_TW" w:bidi="zh_TW"/>
-          </w:rPr>
-          <w:rPr>
-            <w:color w:val="0000EE"/>
-            <w:u w:val="single"/>
-          </w:rPr>
-          <w:t>10:33–34</w:t>
-        </w:r>
-      </w:hyperlink>
+      <w:r>
+        <w:rPr>
+          <w:lang w:val="zh_TW" w:bidi="zh_TW"/>
+        </w:rPr>
+        <w:t>10:33–34</w:t>
+      </w:r>
       <w:r>
         <w:rPr>
           <w:lang w:val="zh_TW" w:bidi="zh_TW"/>
         </w:rPr>
         <w:t>、</w:t>
       </w:r>
-      <w:hyperlink r:id="rId116">
-        <w:r>
-          <w:rPr>
-            <w:lang w:val="zh_TW" w:bidi="zh_TW"/>
-          </w:rPr>
-          <w:rPr>
-            <w:color w:val="0000EE"/>
-            <w:u w:val="single"/>
-          </w:rPr>
-          <w:t>45</w:t>
-        </w:r>
-      </w:hyperlink>
+      <w:r>
+        <w:rPr>
+          <w:lang w:val="zh_TW" w:bidi="zh_TW"/>
+        </w:rPr>
+        <w:t>45</w:t>
+      </w:r>
       <w:r>
         <w:rPr>
           <w:lang w:val="zh_TW" w:bidi="zh_TW"/>
         </w:rPr>
         <w:t>，</w:t>
       </w:r>
-      <w:hyperlink r:id="rId117">
-        <w:r>
-          <w:rPr>
-            <w:lang w:val="zh_TW" w:bidi="zh_TW"/>
-          </w:rPr>
-          <w:rPr>
-            <w:color w:val="0000EE"/>
-            <w:u w:val="single"/>
-          </w:rPr>
-          <w:t>12:1–11</w:t>
-        </w:r>
-      </w:hyperlink>
+      <w:r>
+        <w:rPr>
+          <w:lang w:val="zh_TW" w:bidi="zh_TW"/>
+        </w:rPr>
+        <w:t>12:1–11</w:t>
+      </w:r>
       <w:r>
         <w:rPr>
           <w:lang w:val="zh_TW" w:bidi="zh_TW"/>
         </w:rPr>
         <w:t>，</w:t>
       </w:r>
-      <w:hyperlink r:id="rId118">
-        <w:r>
-          <w:rPr>
-            <w:lang w:val="zh_TW" w:bidi="zh_TW"/>
-          </w:rPr>
-          <w:rPr>
-            <w:color w:val="0000EE"/>
-            <w:u w:val="single"/>
-          </w:rPr>
-          <w:t>14:1–11</w:t>
-        </w:r>
-      </w:hyperlink>
+      <w:r>
+        <w:rPr>
+          <w:lang w:val="zh_TW" w:bidi="zh_TW"/>
+        </w:rPr>
+        <w:t>14:1–11</w:t>
+      </w:r>
       <w:r>
         <w:rPr>
           <w:lang w:val="zh_TW" w:bidi="zh_TW"/>
         </w:rPr>
         <w:t>、</w:t>
       </w:r>
-      <w:hyperlink r:id="rId119">
-        <w:r>
-          <w:rPr>
-            <w:lang w:val="zh_TW" w:bidi="zh_TW"/>
-          </w:rPr>
-          <w:rPr>
-            <w:color w:val="0000EE"/>
-            <w:u w:val="single"/>
-          </w:rPr>
-          <w:t>21</w:t>
-        </w:r>
-      </w:hyperlink>
+      <w:r>
+        <w:rPr>
+          <w:lang w:val="zh_TW" w:bidi="zh_TW"/>
+        </w:rPr>
+        <w:t>21</w:t>
+      </w:r>
       <w:r>
         <w:rPr>
           <w:lang w:val="zh_TW" w:bidi="zh_TW"/>
         </w:rPr>
         <w:t>、</w:t>
       </w:r>
-      <w:hyperlink r:id="rId120">
-        <w:r>
-          <w:rPr>
-            <w:lang w:val="zh_TW" w:bidi="zh_TW"/>
-          </w:rPr>
-          <w:rPr>
-            <w:color w:val="0000EE"/>
-            <w:u w:val="single"/>
-          </w:rPr>
-          <w:t>24–25</w:t>
-        </w:r>
-      </w:hyperlink>
+      <w:r>
+        <w:rPr>
+          <w:lang w:val="zh_TW" w:bidi="zh_TW"/>
+        </w:rPr>
+        <w:t>24–25</w:t>
+      </w:r>
       <w:r>
         <w:rPr>
           <w:lang w:val="zh_TW" w:bidi="zh_TW"/>
         </w:rPr>
         <w:t>、</w:t>
       </w:r>
-      <w:hyperlink r:id="rId121">
-        <w:r>
-          <w:rPr>
-            <w:lang w:val="zh_TW" w:bidi="zh_TW"/>
-          </w:rPr>
-          <w:rPr>
-            <w:color w:val="0000EE"/>
-            <w:u w:val="single"/>
-          </w:rPr>
-          <w:t>36</w:t>
-        </w:r>
-      </w:hyperlink>
+      <w:r>
+        <w:rPr>
+          <w:lang w:val="zh_TW" w:bidi="zh_TW"/>
+        </w:rPr>
+        <w:t>36</w:t>
+      </w:r>
       <w:r>
         <w:rPr>
           <w:lang w:val="zh_TW" w:bidi="zh_TW"/>
         </w:rPr>
         <w:t>、</w:t>
       </w:r>
-      <w:hyperlink r:id="rId122">
-        <w:r>
-          <w:rPr>
-            <w:lang w:val="zh_TW" w:bidi="zh_TW"/>
-          </w:rPr>
-          <w:rPr>
-            <w:color w:val="0000EE"/>
-            <w:u w:val="single"/>
-          </w:rPr>
-          <w:t>14:64–15:47</w:t>
-        </w:r>
-      </w:hyperlink>
+      <w:r>
+        <w:rPr>
+          <w:lang w:val="zh_TW" w:bidi="zh_TW"/>
+        </w:rPr>
+        <w:t>14:64–15:47</w:t>
+      </w:r>
       <w:r>
         <w:rPr>
           <w:lang w:val="zh_TW" w:bidi="zh_TW"/>
         </w:rPr>
         <w:t>）。馬可福音強調耶穌的受死是神計劃的一部分。祂的受死是神聖的必然（</w:t>
       </w:r>
-      <w:hyperlink r:id="rId33">
-        <w:r>
-          <w:rPr>
-            <w:lang w:val="zh_TW" w:bidi="zh_TW"/>
-          </w:rPr>
-          <w:rPr>
-            <w:color w:val="0000EE"/>
-            <w:u w:val="single"/>
-          </w:rPr>
-          <w:t>8:31</w:t>
-        </w:r>
-      </w:hyperlink>
+      <w:r>
+        <w:rPr>
+          <w:lang w:val="zh_TW" w:bidi="zh_TW"/>
+        </w:rPr>
+        <w:t>8:31</w:t>
+      </w:r>
       <w:r>
         <w:rPr>
           <w:lang w:val="zh_TW" w:bidi="zh_TW"/>
         </w:rPr>
         <w:t>），因為神已經定意這樣做（</w:t>
       </w:r>
-      <w:hyperlink r:id="rId116">
-        <w:r>
-          <w:rPr>
-            <w:lang w:val="zh_TW" w:bidi="zh_TW"/>
-          </w:rPr>
-          <w:rPr>
-            <w:color w:val="0000EE"/>
-            <w:u w:val="single"/>
-          </w:rPr>
-          <w:t>10:45</w:t>
-        </w:r>
-      </w:hyperlink>
+      <w:r>
+        <w:rPr>
+          <w:lang w:val="zh_TW" w:bidi="zh_TW"/>
+        </w:rPr>
+        <w:t>10:45</w:t>
+      </w:r>
       <w:r>
         <w:rPr>
           <w:lang w:val="zh_TW" w:bidi="zh_TW"/>
         </w:rPr>
         <w:t>，</w:t>
       </w:r>
-      <w:hyperlink r:id="rId121">
-        <w:r>
-          <w:rPr>
-            <w:lang w:val="zh_TW" w:bidi="zh_TW"/>
-          </w:rPr>
-          <w:rPr>
-            <w:color w:val="0000EE"/>
-            <w:u w:val="single"/>
-          </w:rPr>
-          <w:t>14:36</w:t>
-        </w:r>
-      </w:hyperlink>
+      <w:r>
+        <w:rPr>
+          <w:lang w:val="zh_TW" w:bidi="zh_TW"/>
+        </w:rPr>
+        <w:t>14:36</w:t>
+      </w:r>
       <w:r>
         <w:rPr>
           <w:lang w:val="zh_TW" w:bidi="zh_TW"/>
         </w:rPr>
         <w:t>）。舊約也教導彌賽亞的受死（見</w:t>
       </w:r>
-      <w:hyperlink r:id="rId113">
-        <w:r>
-          <w:rPr>
-            <w:lang w:val="zh_TW" w:bidi="zh_TW"/>
-          </w:rPr>
-          <w:rPr>
-            <w:color w:val="0000EE"/>
-            <w:u w:val="single"/>
-          </w:rPr>
-          <w:t>9:12</w:t>
-        </w:r>
-      </w:hyperlink>
+      <w:r>
+        <w:rPr>
+          <w:lang w:val="zh_TW" w:bidi="zh_TW"/>
+        </w:rPr>
+        <w:t>9:12</w:t>
+      </w:r>
       <w:r>
         <w:rPr>
           <w:lang w:val="zh_TW" w:bidi="zh_TW"/>
         </w:rPr>
         <w:t>，</w:t>
       </w:r>
-      <w:hyperlink r:id="rId119">
-        <w:r>
-          <w:rPr>
-            <w:lang w:val="zh_TW" w:bidi="zh_TW"/>
-          </w:rPr>
-          <w:rPr>
-            <w:color w:val="0000EE"/>
-            <w:u w:val="single"/>
-          </w:rPr>
-          <w:t>14:21</w:t>
-        </w:r>
-      </w:hyperlink>
+      <w:r>
+        <w:rPr>
+          <w:lang w:val="zh_TW" w:bidi="zh_TW"/>
+        </w:rPr>
+        <w:t>14:21</w:t>
+      </w:r>
       <w:r>
         <w:rPr>
           <w:lang w:val="zh_TW" w:bidi="zh_TW"/>
         </w:rPr>
         <w:t>、</w:t>
       </w:r>
-      <w:hyperlink r:id="rId123">
-        <w:r>
-          <w:rPr>
-            <w:lang w:val="zh_TW" w:bidi="zh_TW"/>
-          </w:rPr>
-          <w:rPr>
-            <w:color w:val="0000EE"/>
-            <w:u w:val="single"/>
-          </w:rPr>
-          <w:t>27</w:t>
-        </w:r>
-      </w:hyperlink>
+      <w:r>
+        <w:rPr>
+          <w:lang w:val="zh_TW" w:bidi="zh_TW"/>
+        </w:rPr>
+        <w:t>27</w:t>
+      </w:r>
       <w:r>
         <w:rPr>
           <w:lang w:val="zh_TW" w:bidi="zh_TW"/>
         </w:rPr>
         <w:t>、</w:t>
       </w:r>
-      <w:hyperlink r:id="rId124">
-        <w:r>
-          <w:rPr>
-            <w:lang w:val="zh_TW" w:bidi="zh_TW"/>
-          </w:rPr>
-          <w:rPr>
-            <w:color w:val="0000EE"/>
-            <w:u w:val="single"/>
-          </w:rPr>
-          <w:t>49</w:t>
-        </w:r>
-      </w:hyperlink>
+      <w:r>
+        <w:rPr>
+          <w:lang w:val="zh_TW" w:bidi="zh_TW"/>
+        </w:rPr>
+        <w:t>49</w:t>
+      </w:r>
       <w:r>
         <w:rPr>
           <w:lang w:val="zh_TW" w:bidi="zh_TW"/>
         </w:rPr>
         <w:t>）。耶穌來為要作為多人的贖價（</w:t>
       </w:r>
-      <w:hyperlink r:id="rId116">
-        <w:r>
-          <w:rPr>
-            <w:lang w:val="zh_TW" w:bidi="zh_TW"/>
-          </w:rPr>
-          <w:rPr>
-            <w:color w:val="0000EE"/>
-            <w:u w:val="single"/>
-          </w:rPr>
-          <w:t>10:45</w:t>
-        </w:r>
-      </w:hyperlink>
+      <w:r>
+        <w:rPr>
+          <w:lang w:val="zh_TW" w:bidi="zh_TW"/>
+        </w:rPr>
+        <w:t>10:45</w:t>
+      </w:r>
       <w:r>
         <w:rPr>
           <w:lang w:val="zh_TW" w:bidi="zh_TW"/>
         </w:rPr>
         <w:t>），並為了建立新約而獻上祂的血（</w:t>
       </w:r>
-      <w:hyperlink r:id="rId125">
-        <w:r>
-          <w:rPr>
-            <w:lang w:val="zh_TW" w:bidi="zh_TW"/>
-          </w:rPr>
-          <w:rPr>
-            <w:color w:val="0000EE"/>
-            <w:u w:val="single"/>
-          </w:rPr>
-          <w:t>14:24</w:t>
-        </w:r>
-      </w:hyperlink>
+      <w:r>
+        <w:rPr>
+          <w:lang w:val="zh_TW" w:bidi="zh_TW"/>
+        </w:rPr>
+        <w:t>14:24</w:t>
+      </w:r>
       <w:r>
         <w:rPr>
           <w:lang w:val="zh_TW" w:bidi="zh_TW"/>
@@ -2977,144 +2185,96 @@
         </w:rPr>
         <w:t>基督徒的門徒訓練。馬可福音強調藉著捨己和背起自己的十字架來跟從耶穌的重要性（見</w:t>
       </w:r>
-      <w:hyperlink r:id="rId126">
-        <w:r>
-          <w:rPr>
-            <w:lang w:val="zh_TW" w:bidi="zh_TW"/>
-          </w:rPr>
-          <w:rPr>
-            <w:color w:val="0000EE"/>
-            <w:u w:val="single"/>
-          </w:rPr>
-          <w:t>8:34</w:t>
-        </w:r>
-      </w:hyperlink>
+      <w:r>
+        <w:rPr>
+          <w:lang w:val="zh_TW" w:bidi="zh_TW"/>
+        </w:rPr>
+        <w:t>8:34</w:t>
+      </w:r>
       <w:r>
         <w:rPr>
           <w:lang w:val="zh_TW" w:bidi="zh_TW"/>
         </w:rPr>
         <w:t>）。基督徒的門徒訓練不允許三心二意的回應，而是要求捨棄一切來跟從耶穌（</w:t>
       </w:r>
-      <w:hyperlink r:id="rId127">
-        <w:r>
-          <w:rPr>
-            <w:lang w:val="zh_TW" w:bidi="zh_TW"/>
-          </w:rPr>
-          <w:rPr>
-            <w:color w:val="0000EE"/>
-            <w:u w:val="single"/>
-          </w:rPr>
-          <w:t>1:18</w:t>
-        </w:r>
-      </w:hyperlink>
+      <w:r>
+        <w:rPr>
+          <w:lang w:val="zh_TW" w:bidi="zh_TW"/>
+        </w:rPr>
+        <w:t>1:18</w:t>
+      </w:r>
       <w:r>
         <w:rPr>
           <w:lang w:val="zh_TW" w:bidi="zh_TW"/>
         </w:rPr>
         <w:t>、</w:t>
       </w:r>
-      <w:hyperlink r:id="rId128">
-        <w:r>
-          <w:rPr>
-            <w:lang w:val="zh_TW" w:bidi="zh_TW"/>
-          </w:rPr>
-          <w:rPr>
-            <w:color w:val="0000EE"/>
-            <w:u w:val="single"/>
-          </w:rPr>
-          <w:t>20</w:t>
-        </w:r>
-      </w:hyperlink>
+      <w:r>
+        <w:rPr>
+          <w:lang w:val="zh_TW" w:bidi="zh_TW"/>
+        </w:rPr>
+        <w:t>20</w:t>
+      </w:r>
       <w:r>
         <w:rPr>
           <w:lang w:val="zh_TW" w:bidi="zh_TW"/>
         </w:rPr>
         <w:t>，</w:t>
       </w:r>
-      <w:hyperlink r:id="rId129">
-        <w:r>
-          <w:rPr>
-            <w:lang w:val="zh_TW" w:bidi="zh_TW"/>
-          </w:rPr>
-          <w:rPr>
-            <w:color w:val="0000EE"/>
-            <w:u w:val="single"/>
-          </w:rPr>
-          <w:t>10:21</w:t>
-        </w:r>
-      </w:hyperlink>
+      <w:r>
+        <w:rPr>
+          <w:lang w:val="zh_TW" w:bidi="zh_TW"/>
+        </w:rPr>
+        <w:t>10:21</w:t>
+      </w:r>
       <w:r>
         <w:rPr>
           <w:lang w:val="zh_TW" w:bidi="zh_TW"/>
         </w:rPr>
         <w:t>、</w:t>
       </w:r>
-      <w:hyperlink r:id="rId130">
-        <w:r>
-          <w:rPr>
-            <w:lang w:val="zh_TW" w:bidi="zh_TW"/>
-          </w:rPr>
-          <w:rPr>
-            <w:color w:val="0000EE"/>
-            <w:u w:val="single"/>
-          </w:rPr>
-          <w:t>29</w:t>
-        </w:r>
-      </w:hyperlink>
+      <w:r>
+        <w:rPr>
+          <w:lang w:val="zh_TW" w:bidi="zh_TW"/>
+        </w:rPr>
+        <w:t>29</w:t>
+      </w:r>
       <w:r>
         <w:rPr>
           <w:lang w:val="zh_TW" w:bidi="zh_TW"/>
         </w:rPr>
         <w:t>）。基督徒的門徒訓練甚至可能帶來逼迫和殉道（</w:t>
       </w:r>
-      <w:hyperlink r:id="rId52">
-        <w:r>
-          <w:rPr>
-            <w:lang w:val="zh_TW" w:bidi="zh_TW"/>
-          </w:rPr>
-          <w:rPr>
-            <w:color w:val="0000EE"/>
-            <w:u w:val="single"/>
-          </w:rPr>
-          <w:t>13:9–13</w:t>
-        </w:r>
-      </w:hyperlink>
+      <w:r>
+        <w:rPr>
+          <w:lang w:val="zh_TW" w:bidi="zh_TW"/>
+        </w:rPr>
+        <w:t>13:9–13</w:t>
+      </w:r>
       <w:r>
         <w:rPr>
           <w:lang w:val="zh_TW" w:bidi="zh_TW"/>
         </w:rPr>
         <w:t>a），但基督徒有一個應許，就是信心裡的堅忍意味著救恩（</w:t>
       </w:r>
-      <w:hyperlink r:id="rId131">
-        <w:r>
-          <w:rPr>
-            <w:lang w:val="zh_TW" w:bidi="zh_TW"/>
-          </w:rPr>
-          <w:rPr>
-            <w:color w:val="0000EE"/>
-            <w:u w:val="single"/>
-          </w:rPr>
-          <w:t>13:13</w:t>
-        </w:r>
-      </w:hyperlink>
+      <w:r>
+        <w:rPr>
+          <w:lang w:val="zh_TW" w:bidi="zh_TW"/>
+        </w:rPr>
+        <w:t>13:13</w:t>
+      </w:r>
       <w:r>
         <w:rPr>
           <w:lang w:val="zh_TW" w:bidi="zh_TW"/>
         </w:rPr>
         <w:t>）和永生（</w:t>
       </w:r>
-      <w:hyperlink r:id="rId51">
-        <w:r>
-          <w:rPr>
-            <w:lang w:val="zh_TW" w:bidi="zh_TW"/>
-          </w:rPr>
-          <w:rPr>
-            <w:color w:val="0000EE"/>
-            <w:u w:val="single"/>
-          </w:rPr>
-          <w:t>10:30</w:t>
-        </w:r>
-      </w:hyperlink>
+      <w:r>
+        <w:rPr>
+          <w:lang w:val="zh_TW" w:bidi="zh_TW"/>
+        </w:rPr>
+        <w:t>10:30</w:t>
+      </w:r>
       <w:r>
         <w:rPr>
           <w:lang w:val="zh_TW" w:bidi="zh_TW"/>
@@ -3135,18 +2295,12 @@
         </w:rPr>
         <w:t>「彌賽亞的秘密」。在馬可福音中，耶穌告訴別人不要宣揚祂的真實身份。這可能是因為人們容易對祂是誰以及祂來做什麼產生誤解。然而，這個秘密並不能、也無法被保守（</w:t>
       </w:r>
-      <w:hyperlink r:id="rId132">
-        <w:r>
-          <w:rPr>
-            <w:lang w:val="zh_TW" w:bidi="zh_TW"/>
-          </w:rPr>
-          <w:rPr>
-            <w:color w:val="0000EE"/>
-            <w:u w:val="single"/>
-          </w:rPr>
-          <w:t>7:36</w:t>
-        </w:r>
-      </w:hyperlink>
+      <w:r>
+        <w:rPr>
+          <w:lang w:val="zh_TW" w:bidi="zh_TW"/>
+        </w:rPr>
+        <w:t>7:36</w:t>
+      </w:r>
       <w:r>
         <w:rPr>
           <w:lang w:val="zh_TW" w:bidi="zh_TW"/>
@@ -3167,18 +2321,12 @@
         </w:rPr>
         <w:t>神國的來臨。神國的到來是耶穌信息的核心。人們需要悔改並相信福音，因為神的國已經來臨（</w:t>
       </w:r>
-      <w:hyperlink r:id="rId75">
-        <w:r>
-          <w:rPr>
-            <w:lang w:val="zh_TW" w:bidi="zh_TW"/>
-          </w:rPr>
-          <w:rPr>
-            <w:color w:val="0000EE"/>
-            <w:u w:val="single"/>
-          </w:rPr>
-          <w:t>1:14–15</w:t>
-        </w:r>
-      </w:hyperlink>
+      <w:r>
+        <w:rPr>
+          <w:lang w:val="zh_TW" w:bidi="zh_TW"/>
+        </w:rPr>
+        <w:t>1:14–15</w:t>
+      </w:r>
       <w:r>
         <w:rPr>
           <w:lang w:val="zh_TW" w:bidi="zh_TW"/>
